--- a/static/images/transcripts.docx
+++ b/static/images/transcripts.docx
@@ -4,51 +4,9 @@
   <w:body>
     <w:p>
       <w:r>
-        <w:t>Intro -1</w:t>
-      </w:r>
-    </w:p>
-    <w:p>
-      <w:r>
-        <w:t>Literature review – 3/4</w:t>
-      </w:r>
-    </w:p>
-    <w:p>
-      <w:r>
-        <w:t>Method – 1</w:t>
-      </w:r>
-    </w:p>
-    <w:p>
-      <w:r>
-        <w:t>Dmp – 1</w:t>
-      </w:r>
-    </w:p>
-    <w:p>
-      <w:r>
-        <w:t>Ethical – 1</w:t>
-      </w:r>
-    </w:p>
-    <w:p>
-      <w:r>
-        <w:t>30 minutes</w:t>
-      </w:r>
-    </w:p>
-    <w:p>
-      <w:r>
-        <w:t>Record</w:t>
-      </w:r>
-    </w:p>
-    <w:p>
-      <w:r>
-        <w:t xml:space="preserve">Proposal </w:t>
-      </w:r>
-    </w:p>
-    <w:p/>
-    <w:p>
-      <w:r>
-        <w:t xml:space="preserve">Irfan Irfan </w:t>
-      </w:r>
-    </w:p>
-    <w:p/>
+        <w:t>Mini Viva Scripts</w:t>
+      </w:r>
+    </w:p>
     <w:p/>
     <w:p>
       <w:pPr>
@@ -330,17 +288,7 @@
           <w:szCs w:val="21"/>
           <w14:ligatures w14:val="none"/>
         </w:rPr>
-        <w:t>—explaining why high entrepreneurial intentions among H</w:t>
-      </w:r>
-      <w:r>
-        <w:rPr>
-          <w:rFonts w:ascii="Arial" w:eastAsia="Times New Roman" w:hAnsi="Arial" w:cs="Arial"/>
-          <w:kern w:val="0"/>
-          <w:sz w:val="21"/>
-          <w:szCs w:val="21"/>
-          <w14:ligatures w14:val="none"/>
-        </w:rPr>
-        <w:t>ong Kong (“</w:t>
+        <w:t>—explaining why high entrepreneurial intentions among Hong Kong (“</w:t>
       </w:r>
       <w:r>
         <w:rPr>
@@ -362,17 +310,7 @@
           <w:szCs w:val="21"/>
           <w14:ligatures w14:val="none"/>
         </w:rPr>
-        <w:t>”)</w:t>
-      </w:r>
-      <w:r>
-        <w:rPr>
-          <w:rFonts w:ascii="Arial" w:eastAsia="Times New Roman" w:hAnsi="Arial" w:cs="Arial"/>
-          <w:kern w:val="0"/>
-          <w:sz w:val="21"/>
-          <w:szCs w:val="21"/>
-          <w14:ligatures w14:val="none"/>
-        </w:rPr>
-        <w:t xml:space="preserve"> students fail to translate into active venture creation.</w:t>
+        <w:t>”) students fail to translate into active venture creation.</w:t>
       </w:r>
     </w:p>
     <w:p>
@@ -411,17 +349,7 @@
           <w:szCs w:val="21"/>
           <w14:ligatures w14:val="none"/>
         </w:rPr>
-        <w:t xml:space="preserve"> To solve this, we introduce the Passion Ecosystem Model</w:t>
-      </w:r>
-      <w:r>
-        <w:rPr>
-          <w:rFonts w:ascii="Arial" w:eastAsia="Times New Roman" w:hAnsi="Arial" w:cs="Arial"/>
-          <w:kern w:val="0"/>
-          <w:sz w:val="21"/>
-          <w:szCs w:val="21"/>
-          <w14:ligatures w14:val="none"/>
-        </w:rPr>
-        <w:t xml:space="preserve"> (</w:t>
+        <w:t xml:space="preserve"> To solve this, we introduce the Passion Ecosystem Model (</w:t>
       </w:r>
       <w:r>
         <w:rPr>
@@ -463,17 +391,7 @@
           <w:szCs w:val="21"/>
           <w14:ligatures w14:val="none"/>
         </w:rPr>
-        <w:t>)</w:t>
-      </w:r>
-      <w:r>
-        <w:rPr>
-          <w:rFonts w:ascii="Arial" w:eastAsia="Times New Roman" w:hAnsi="Arial" w:cs="Arial"/>
-          <w:kern w:val="0"/>
-          <w:sz w:val="21"/>
-          <w:szCs w:val="21"/>
-          <w14:ligatures w14:val="none"/>
-        </w:rPr>
-        <w:t xml:space="preserve">, which injects </w:t>
+        <w:t xml:space="preserve">), which injects </w:t>
       </w:r>
       <w:r>
         <w:rPr>
@@ -493,27 +411,7 @@
           <w:szCs w:val="21"/>
           <w14:ligatures w14:val="none"/>
         </w:rPr>
-        <w:t xml:space="preserve"> affective passion</w:t>
-      </w:r>
-      <w:r>
-        <w:rPr>
-          <w:rFonts w:ascii="Arial" w:eastAsia="Times New Roman" w:hAnsi="Arial" w:cs="Arial"/>
-          <w:kern w:val="0"/>
-          <w:sz w:val="21"/>
-          <w:szCs w:val="21"/>
-          <w14:ligatures w14:val="none"/>
-        </w:rPr>
-        <w:t xml:space="preserve"> (entrepreneurial passion) </w:t>
-      </w:r>
-      <w:r>
-        <w:rPr>
-          <w:rFonts w:ascii="Arial" w:eastAsia="Times New Roman" w:hAnsi="Arial" w:cs="Arial"/>
-          <w:kern w:val="0"/>
-          <w:sz w:val="21"/>
-          <w:szCs w:val="21"/>
-          <w14:ligatures w14:val="none"/>
-        </w:rPr>
-        <w:t xml:space="preserve">into traditional, </w:t>
+        <w:t xml:space="preserve"> affective passion (entrepreneurial passion) into traditional, </w:t>
       </w:r>
       <w:r>
         <w:rPr>
@@ -533,17 +431,7 @@
           <w:szCs w:val="21"/>
           <w14:ligatures w14:val="none"/>
         </w:rPr>
-        <w:t>socio-</w:t>
-      </w:r>
-      <w:r>
-        <w:rPr>
-          <w:rFonts w:ascii="Arial" w:eastAsia="Times New Roman" w:hAnsi="Arial" w:cs="Arial"/>
-          <w:kern w:val="0"/>
-          <w:sz w:val="21"/>
-          <w:szCs w:val="21"/>
-          <w14:ligatures w14:val="none"/>
-        </w:rPr>
-        <w:t>cognitive models to override alternative corporate reservation wages.</w:t>
+        <w:t>socio-cognitive models to override alternative corporate reservation wages.</w:t>
       </w:r>
     </w:p>
     <w:p>
@@ -640,17 +528,7 @@
           <w:szCs w:val="21"/>
           <w14:ligatures w14:val="none"/>
         </w:rPr>
-        <w:t>(Hong Kong Metropolitan University, Development and Alumni Affairs Office)</w:t>
-      </w:r>
-      <w:r>
-        <w:rPr>
-          <w:rFonts w:ascii="Arial" w:eastAsia="Times New Roman" w:hAnsi="Arial" w:cs="Arial"/>
-          <w:kern w:val="0"/>
-          <w:sz w:val="21"/>
-          <w:szCs w:val="21"/>
-          <w14:ligatures w14:val="none"/>
-        </w:rPr>
-        <w:t xml:space="preserve"> </w:t>
+        <w:t xml:space="preserve">(Hong Kong Metropolitan University, Development and Alumni Affairs Office) </w:t>
       </w:r>
       <w:r>
         <w:rPr>
@@ -798,7 +676,6 @@
           <w:szCs w:val="21"/>
           <w14:ligatures w14:val="none"/>
         </w:rPr>
-        <w:lastRenderedPageBreak/>
         <w:t>With this baseline established, let us turn to the specific socio-cognitive and macro-institutional paradoxes that define our research setting in Chapter 1...</w:t>
       </w:r>
     </w:p>
@@ -817,16 +694,7 @@
           <w:sz w:val="21"/>
           <w:szCs w:val="21"/>
         </w:rPr>
-        <w:t>Slide 3</w:t>
-      </w:r>
-      <w:r>
-        <w:rPr>
-          <w:rStyle w:val="Strong"/>
-          <w:rFonts w:ascii="Arial" w:hAnsi="Arial" w:cs="Arial"/>
-          <w:sz w:val="21"/>
-          <w:szCs w:val="21"/>
-        </w:rPr>
-        <w:t xml:space="preserve">: </w:t>
+        <w:t xml:space="preserve">Slide 3: </w:t>
       </w:r>
       <w:r>
         <w:rPr>
@@ -986,7 +854,25 @@
           <w:sz w:val="21"/>
           <w:szCs w:val="21"/>
         </w:rPr>
-        <w:t xml:space="preserve"> and Kirznerian </w:t>
+        <w:t xml:space="preserve"> and </w:t>
+      </w:r>
+      <w:proofErr w:type="spellStart"/>
+      <w:r>
+        <w:rPr>
+          <w:rFonts w:ascii="Arial" w:hAnsi="Arial" w:cs="Arial"/>
+          <w:sz w:val="21"/>
+          <w:szCs w:val="21"/>
+        </w:rPr>
+        <w:t>Kirznerian</w:t>
+      </w:r>
+      <w:proofErr w:type="spellEnd"/>
+      <w:r>
+        <w:rPr>
+          <w:rFonts w:ascii="Arial" w:hAnsi="Arial" w:cs="Arial"/>
+          <w:sz w:val="21"/>
+          <w:szCs w:val="21"/>
+        </w:rPr>
+        <w:t xml:space="preserve"> </w:t>
       </w:r>
       <w:r>
         <w:rPr>
@@ -1003,7 +889,43 @@
           <w:sz w:val="21"/>
           <w:szCs w:val="21"/>
         </w:rPr>
-        <w:t xml:space="preserve">. While Kirznerian discovery relies on individual alertness to exploit existing market inefficiencies through imitative arbitrage, a systemic over-reliance on imitation risks rapid market saturation and low ecosystem differentiation. To catalyze deep industrial transformation within an innovation corridor, we require radical Schumpeterian </w:t>
+        <w:t xml:space="preserve">. While </w:t>
+      </w:r>
+      <w:proofErr w:type="spellStart"/>
+      <w:r>
+        <w:rPr>
+          <w:rFonts w:ascii="Arial" w:hAnsi="Arial" w:cs="Arial"/>
+          <w:sz w:val="21"/>
+          <w:szCs w:val="21"/>
+        </w:rPr>
+        <w:t>Kirznerian</w:t>
+      </w:r>
+      <w:proofErr w:type="spellEnd"/>
+      <w:r>
+        <w:rPr>
+          <w:rFonts w:ascii="Arial" w:hAnsi="Arial" w:cs="Arial"/>
+          <w:sz w:val="21"/>
+          <w:szCs w:val="21"/>
+        </w:rPr>
+        <w:t xml:space="preserve"> discovery relies on individual alertness to exploit existing market inefficiencies through imitative arbitrage, a systemic over-reliance on imitation risks rapid market saturation and low ecosystem differentiation. To </w:t>
+      </w:r>
+      <w:proofErr w:type="spellStart"/>
+      <w:r>
+        <w:rPr>
+          <w:rFonts w:ascii="Arial" w:hAnsi="Arial" w:cs="Arial"/>
+          <w:sz w:val="21"/>
+          <w:szCs w:val="21"/>
+        </w:rPr>
+        <w:t>catalyze</w:t>
+      </w:r>
+      <w:proofErr w:type="spellEnd"/>
+      <w:r>
+        <w:rPr>
+          <w:rFonts w:ascii="Arial" w:hAnsi="Arial" w:cs="Arial"/>
+          <w:sz w:val="21"/>
+          <w:szCs w:val="21"/>
+        </w:rPr>
+        <w:t xml:space="preserve"> deep industrial transformation within an innovation corridor, we require radical Schumpeterian </w:t>
       </w:r>
       <w:r>
         <w:rPr>
@@ -1059,7 +981,52 @@
           <w:sz w:val="21"/>
           <w:szCs w:val="21"/>
         </w:rPr>
-        <w:t>. As a software programmer within the HKSAR government, I operate as a scholar-practitioner. This provides me with a highly data-literate lens to analyze why large-scale, macro-level technical infrastructure investments face critical bottlenecks when scaling down to micro-level human execution.</w:t>
+        <w:t xml:space="preserve">. As a software </w:t>
+      </w:r>
+      <w:proofErr w:type="spellStart"/>
+      <w:r>
+        <w:rPr>
+          <w:rFonts w:ascii="Arial" w:hAnsi="Arial" w:cs="Arial"/>
+          <w:sz w:val="21"/>
+          <w:szCs w:val="21"/>
+        </w:rPr>
+        <w:t>programmer</w:t>
+      </w:r>
+      <w:proofErr w:type="spellEnd"/>
+      <w:r>
+        <w:rPr>
+          <w:rFonts w:ascii="Arial" w:hAnsi="Arial" w:cs="Arial"/>
+          <w:sz w:val="21"/>
+          <w:szCs w:val="21"/>
+        </w:rPr>
+        <w:t xml:space="preserve"> within the HKSAR government, I operate as a scholar-practitioner. This provides me with </w:t>
+      </w:r>
+      <w:r>
+        <w:rPr>
+          <w:rFonts w:ascii="Arial" w:hAnsi="Arial" w:cs="Arial"/>
+          <w:sz w:val="21"/>
+          <w:szCs w:val="21"/>
+        </w:rPr>
+        <w:lastRenderedPageBreak/>
+        <w:t xml:space="preserve">a highly data-literate lens to </w:t>
+      </w:r>
+      <w:proofErr w:type="spellStart"/>
+      <w:r>
+        <w:rPr>
+          <w:rFonts w:ascii="Arial" w:hAnsi="Arial" w:cs="Arial"/>
+          <w:sz w:val="21"/>
+          <w:szCs w:val="21"/>
+        </w:rPr>
+        <w:t>analyze</w:t>
+      </w:r>
+      <w:proofErr w:type="spellEnd"/>
+      <w:r>
+        <w:rPr>
+          <w:rFonts w:ascii="Arial" w:hAnsi="Arial" w:cs="Arial"/>
+          <w:sz w:val="21"/>
+          <w:szCs w:val="21"/>
+        </w:rPr>
+        <w:t xml:space="preserve"> why large-scale, macro-level technical infrastructure investments face critical bottlenecks when scaling down to micro-level human execution.</w:t>
       </w:r>
     </w:p>
     <w:p>
@@ -1098,15 +1065,7 @@
           <w:sz w:val="21"/>
           <w:szCs w:val="21"/>
         </w:rPr>
-        <w:t>. If we look at the current 2026 metrics, Hong Kong’s macro-ecosystem is experiencing a powerful structural acceleration. The Global Startup Ecosystem Index</w:t>
-      </w:r>
-      <w:r>
-        <w:rPr>
-          <w:rFonts w:ascii="Arial" w:hAnsi="Arial" w:cs="Arial"/>
-          <w:sz w:val="21"/>
-          <w:szCs w:val="21"/>
-        </w:rPr>
-        <w:t xml:space="preserve"> (“</w:t>
+        <w:t>. If we look at the current 2026 metrics, Hong Kong’s macro-ecosystem is experiencing a powerful structural acceleration. The Global Startup Ecosystem Index (“</w:t>
       </w:r>
       <w:r>
         <w:rPr>
@@ -1124,15 +1083,7 @@
           <w:sz w:val="21"/>
           <w:szCs w:val="21"/>
         </w:rPr>
-        <w:t>”)</w:t>
-      </w:r>
-      <w:r>
-        <w:rPr>
-          <w:rFonts w:ascii="Arial" w:hAnsi="Arial" w:cs="Arial"/>
-          <w:sz w:val="21"/>
-          <w:szCs w:val="21"/>
-        </w:rPr>
-        <w:t xml:space="preserve"> ranks Hong Kong 35th globally, powered by a massive 26.6% annual surge in its absolute score and a footprint of over 4,600 active startups.</w:t>
+        <w:t>”) ranks Hong Kong 35th globally, powered by a massive 26.6% annual surge in its absolute score and a footprint of over 4,600 active startups.</w:t>
       </w:r>
     </w:p>
     <w:p>
@@ -1351,16 +1302,7 @@
           <w:sz w:val="21"/>
           <w:szCs w:val="21"/>
         </w:rPr>
-        <w:t xml:space="preserve">. As global benchmarks demonstrate, Entrepreneurial Passion—specifically passion for inventing and founding—is the vital psychological fuel required to override the high reservation wages and opportunity costs unique to Hong </w:t>
-      </w:r>
-      <w:r>
-        <w:rPr>
-          <w:rFonts w:ascii="Arial" w:hAnsi="Arial" w:cs="Arial"/>
-          <w:sz w:val="21"/>
-          <w:szCs w:val="21"/>
-        </w:rPr>
-        <w:lastRenderedPageBreak/>
-        <w:t xml:space="preserve">Kong graduates. Compounding this, we find a profound </w:t>
+        <w:t xml:space="preserve">. As global benchmarks demonstrate, Entrepreneurial Passion—specifically passion for inventing and founding—is the vital psychological fuel required to override the high reservation wages and opportunity costs unique to Hong Kong graduates. Compounding this, we find a profound </w:t>
       </w:r>
       <w:r>
         <w:rPr>
@@ -1544,7 +1486,17 @@
           <w:sz w:val="21"/>
           <w:szCs w:val="21"/>
         </w:rPr>
-        <w:t>HKMU-DAAO</w:t>
+        <w:t>HKMU-</w:t>
+      </w:r>
+      <w:r>
+        <w:rPr>
+          <w:rStyle w:val="Strong"/>
+          <w:rFonts w:ascii="Arial" w:hAnsi="Arial" w:cs="Arial"/>
+          <w:sz w:val="21"/>
+          <w:szCs w:val="21"/>
+        </w:rPr>
+        <w:lastRenderedPageBreak/>
+        <w:t>DAAO</w:t>
       </w:r>
       <w:r>
         <w:rPr>
@@ -1661,7 +1613,25 @@
           <w:sz w:val="21"/>
           <w:szCs w:val="21"/>
         </w:rPr>
-        <w:t>"Moving into Chapter 2, Slide 5 establishes the architecture of our Systematic Literature Review and uncovers a deep empirical vacuum in regional research. Following Denyer and Tranfield’s CIMO methodology, we conducted a rigorous search across EBSCO, Scopus, and Web of Science.</w:t>
+        <w:t xml:space="preserve">"Moving into Chapter 2, Slide 5 establishes the architecture of our Systematic Literature Review and uncovers a deep empirical vacuum in regional research. Following Denyer and </w:t>
+      </w:r>
+      <w:proofErr w:type="spellStart"/>
+      <w:r>
+        <w:rPr>
+          <w:rFonts w:ascii="Arial" w:hAnsi="Arial" w:cs="Arial"/>
+          <w:sz w:val="21"/>
+          <w:szCs w:val="21"/>
+        </w:rPr>
+        <w:t>Tranfield’s</w:t>
+      </w:r>
+      <w:proofErr w:type="spellEnd"/>
+      <w:r>
+        <w:rPr>
+          <w:rFonts w:ascii="Arial" w:hAnsi="Arial" w:cs="Arial"/>
+          <w:sz w:val="21"/>
+          <w:szCs w:val="21"/>
+        </w:rPr>
+        <w:t xml:space="preserve"> CIMO methodology, we conducted a rigorous search across EBSCO, Scopus, and Web of Science.</w:t>
       </w:r>
     </w:p>
     <w:p>
@@ -1746,6 +1716,12 @@
             </w:rPr>
             <w:t>‬ papers refined via PRISMA 2020 protocol.</w:t>
           </w:r>
+          <w:r>
+            <w:t>‬</w:t>
+          </w:r>
+          <w:r>
+            <w:t>‬</w:t>
+          </w:r>
         </w:bdo>
       </w:bdo>
     </w:p>
@@ -1790,7 +1766,25 @@
           <w:sz w:val="21"/>
           <w:szCs w:val="21"/>
         </w:rPr>
-        <w:t xml:space="preserve">More critically, foundational strategic management paradigms that dictate contemporary high-growth entrepreneurship—specifically Human Capital Theory, Knowledge Spillover Theory, Upper Echelons Theory, and the core Schumpeterian Creation versus Kirznerian Discovery debate—possess exactly </w:t>
+        <w:t xml:space="preserve">More critically, foundational strategic management paradigms that dictate contemporary high-growth entrepreneurship—specifically Human Capital Theory, Knowledge Spillover Theory, Upper Echelons Theory, and the core Schumpeterian Creation versus </w:t>
+      </w:r>
+      <w:proofErr w:type="spellStart"/>
+      <w:r>
+        <w:rPr>
+          <w:rFonts w:ascii="Arial" w:hAnsi="Arial" w:cs="Arial"/>
+          <w:sz w:val="21"/>
+          <w:szCs w:val="21"/>
+        </w:rPr>
+        <w:t>Kirznerian</w:t>
+      </w:r>
+      <w:proofErr w:type="spellEnd"/>
+      <w:r>
+        <w:rPr>
+          <w:rFonts w:ascii="Arial" w:hAnsi="Arial" w:cs="Arial"/>
+          <w:sz w:val="21"/>
+          <w:szCs w:val="21"/>
+        </w:rPr>
+        <w:t xml:space="preserve"> Discovery debate—possess exactly </w:t>
       </w:r>
       <w:r>
         <w:rPr>
@@ -1853,13 +1847,46 @@
       </w:pPr>
       <w:r>
         <w:rPr>
+          <w:rFonts w:ascii="Arial" w:hAnsi="Arial" w:cs="Arial"/>
+          <w:sz w:val="21"/>
+          <w:szCs w:val="21"/>
+        </w:rPr>
+        <w:t xml:space="preserve">Slide 6 charts the epistemological evolution from cold cognitive intent models to dynamic, affective </w:t>
+      </w:r>
+      <w:proofErr w:type="spellStart"/>
+      <w:r>
+        <w:rPr>
+          <w:rFonts w:ascii="Arial" w:hAnsi="Arial" w:cs="Arial"/>
+          <w:sz w:val="21"/>
+          <w:szCs w:val="21"/>
+        </w:rPr>
+        <w:t>behavioral</w:t>
+      </w:r>
+      <w:proofErr w:type="spellEnd"/>
+      <w:r>
+        <w:rPr>
+          <w:rFonts w:ascii="Arial" w:hAnsi="Arial" w:cs="Arial"/>
+          <w:sz w:val="21"/>
+          <w:szCs w:val="21"/>
+        </w:rPr>
+        <w:t xml:space="preserve"> drivers. Historically, evaluating student career selection relied on Aristotelian </w:t>
+      </w:r>
+      <w:r>
+        <w:rPr>
           <w:rStyle w:val="Emphasis"/>
           <w:rFonts w:ascii="Arial" w:hAnsi="Arial" w:cs="Arial"/>
           <w:sz w:val="21"/>
           <w:szCs w:val="21"/>
         </w:rPr>
-        <w:lastRenderedPageBreak/>
-        <w:t>(Click to Slide 6. Visuals show a side-by-side framework layout: Cognitive constraints on the left, the affective engine and behavioral biases on the right).</w:t>
+        <w:t>episteme</w:t>
+      </w:r>
+      <w:r>
+        <w:rPr>
+          <w:rFonts w:ascii="Arial" w:hAnsi="Arial" w:cs="Arial"/>
+          <w:sz w:val="21"/>
+          <w:szCs w:val="21"/>
+        </w:rPr>
+        <w:t>—using purely cognitive frameworks like Ajzen’s Theory of Planned Behaviour to treat venture entry as a static calculation of attitudes and perceived control.</w:t>
       </w:r>
     </w:p>
     <w:p>
@@ -1881,7 +1908,7 @@
           <w:sz w:val="21"/>
           <w:szCs w:val="21"/>
         </w:rPr>
-        <w:t>What you say out loud:</w:t>
+        <w:t>However, contemporary cross-cultural scholarship by Siu and Lo demonstrates that these psychometric predictors undergo severe distortions in non-Western, collectivist environments, where individual confidence remains heavily constrained by relational, face-saving societal expectations.</w:t>
       </w:r>
     </w:p>
     <w:p>
@@ -1903,24 +1930,42 @@
           <w:sz w:val="21"/>
           <w:szCs w:val="21"/>
         </w:rPr>
-        <w:t xml:space="preserve">"Slide 6 charts the epistemological evolution from cold cognitive intent models to dynamic, affective behavioral drivers. Historically, evaluating student career selection relied on Aristotelian </w:t>
-      </w:r>
-      <w:r>
-        <w:rPr>
-          <w:rStyle w:val="Emphasis"/>
-          <w:rFonts w:ascii="Arial" w:hAnsi="Arial" w:cs="Arial"/>
-          <w:sz w:val="21"/>
-          <w:szCs w:val="21"/>
-        </w:rPr>
-        <w:t>episteme</w:t>
-      </w:r>
-      <w:r>
-        <w:rPr>
-          <w:rFonts w:ascii="Arial" w:hAnsi="Arial" w:cs="Arial"/>
-          <w:sz w:val="21"/>
-          <w:szCs w:val="21"/>
-        </w:rPr>
-        <w:t>—using purely cognitive frameworks like Ajzen’s Theory of Planned Behaviour to treat venture entry as a static calculation of attitudes and perceived control.</w:t>
+        <w:t xml:space="preserve">To resolve this static limitation, the right column infuses </w:t>
+      </w:r>
+      <w:proofErr w:type="spellStart"/>
+      <w:r>
+        <w:rPr>
+          <w:rFonts w:ascii="Arial" w:hAnsi="Arial" w:cs="Arial"/>
+          <w:sz w:val="21"/>
+          <w:szCs w:val="21"/>
+        </w:rPr>
+        <w:t>behavioral</w:t>
+      </w:r>
+      <w:proofErr w:type="spellEnd"/>
+      <w:r>
+        <w:rPr>
+          <w:rFonts w:ascii="Arial" w:hAnsi="Arial" w:cs="Arial"/>
+          <w:sz w:val="21"/>
+          <w:szCs w:val="21"/>
+        </w:rPr>
+        <w:t xml:space="preserve"> economics to model the venture choice as an intense psychological conflict against job selection boundaries. In a stable, competitive metropolitan hub like Hong Kong, lucrative alternative corporate pathways artificially inflate a graduate’s </w:t>
+      </w:r>
+      <w:r>
+        <w:rPr>
+          <w:rStyle w:val="Strong"/>
+          <w:rFonts w:ascii="Arial" w:hAnsi="Arial" w:cs="Arial"/>
+          <w:sz w:val="21"/>
+          <w:szCs w:val="21"/>
+        </w:rPr>
+        <w:t>reservation wage</w:t>
+      </w:r>
+      <w:r>
+        <w:rPr>
+          <w:rFonts w:ascii="Arial" w:hAnsi="Arial" w:cs="Arial"/>
+          <w:sz w:val="21"/>
+          <w:szCs w:val="21"/>
+        </w:rPr>
+        <w:t>. Rational students facing high certainty and immediate financial upside will systematically default to corporate roles to avoid risk exposure.</w:t>
       </w:r>
     </w:p>
     <w:p>
@@ -1942,29 +1987,52 @@
           <w:sz w:val="21"/>
           <w:szCs w:val="21"/>
         </w:rPr>
-        <w:t>However, contemporary cross-cultural scholarship by Siu and Lo demonstrates that these psychometric predictors undergo severe distortions in non-Western, collectivist environments, where individual confidence remains heavily constrained by relational, face-saving societal expectations.</w:t>
-      </w:r>
-    </w:p>
-    <w:p>
-      <w:pPr>
-        <w:pStyle w:val="ListParagraph"/>
-        <w:numPr>
-          <w:ilvl w:val="0"/>
-          <w:numId w:val="15"/>
-        </w:numPr>
-        <w:rPr>
-          <w:rFonts w:ascii="Arial" w:hAnsi="Arial" w:cs="Arial"/>
-          <w:sz w:val="21"/>
-          <w:szCs w:val="21"/>
-        </w:rPr>
-      </w:pPr>
-      <w:r>
-        <w:rPr>
-          <w:rFonts w:ascii="Arial" w:hAnsi="Arial" w:cs="Arial"/>
-          <w:sz w:val="21"/>
-          <w:szCs w:val="21"/>
-        </w:rPr>
-        <w:t xml:space="preserve">To resolve this static limitation, the right column infuses behavioral economics to model the venture choice as an intense psychological conflict against job selection boundaries. In a stable, competitive metropolitan hub like Hong Kong, lucrative alternative corporate pathways artificially inflate a graduate’s </w:t>
+        <w:t xml:space="preserve">Therefore, for a nascent student to execute real market entry, they require specific cognitive distortions to override this high reservation wage gravity. Following Nobre's </w:t>
+      </w:r>
+      <w:r>
+        <w:rPr>
+          <w:rFonts w:ascii="Arial" w:hAnsi="Arial" w:cs="Arial"/>
+          <w:sz w:val="21"/>
+          <w:szCs w:val="21"/>
+        </w:rPr>
+        <w:lastRenderedPageBreak/>
+        <w:t xml:space="preserve">taxonomy, the final choice relies on three primary </w:t>
+      </w:r>
+      <w:proofErr w:type="spellStart"/>
+      <w:r>
+        <w:rPr>
+          <w:rFonts w:ascii="Arial" w:hAnsi="Arial" w:cs="Arial"/>
+          <w:sz w:val="21"/>
+          <w:szCs w:val="21"/>
+        </w:rPr>
+        <w:t>behavioral</w:t>
+      </w:r>
+      <w:proofErr w:type="spellEnd"/>
+      <w:r>
+        <w:rPr>
+          <w:rFonts w:ascii="Arial" w:hAnsi="Arial" w:cs="Arial"/>
+          <w:sz w:val="21"/>
+          <w:szCs w:val="21"/>
+        </w:rPr>
+        <w:t xml:space="preserve"> distortions: Optimism and Overconfidence to underestimate market risks, Loss Aversion inverting into a fear-of-missing-out on disruptive tech windows, and Self-attribution Bias. Crucially, these distortions are not psychological anomalies; they are </w:t>
+      </w:r>
+      <w:proofErr w:type="spellStart"/>
+      <w:r>
+        <w:rPr>
+          <w:rFonts w:ascii="Arial" w:hAnsi="Arial" w:cs="Arial"/>
+          <w:sz w:val="21"/>
+          <w:szCs w:val="21"/>
+        </w:rPr>
+        <w:t>fueled</w:t>
+      </w:r>
+      <w:proofErr w:type="spellEnd"/>
+      <w:r>
+        <w:rPr>
+          <w:rFonts w:ascii="Arial" w:hAnsi="Arial" w:cs="Arial"/>
+          <w:sz w:val="21"/>
+          <w:szCs w:val="21"/>
+        </w:rPr>
+        <w:t xml:space="preserve"> by the </w:t>
       </w:r>
       <w:r>
         <w:rPr>
@@ -1973,45 +2041,6 @@
           <w:sz w:val="21"/>
           <w:szCs w:val="21"/>
         </w:rPr>
-        <w:t>reservation wage</w:t>
-      </w:r>
-      <w:r>
-        <w:rPr>
-          <w:rFonts w:ascii="Arial" w:hAnsi="Arial" w:cs="Arial"/>
-          <w:sz w:val="21"/>
-          <w:szCs w:val="21"/>
-        </w:rPr>
-        <w:t>. Rational students facing high certainty and immediate financial upside will systematically default to corporate roles to avoid risk exposure.</w:t>
-      </w:r>
-    </w:p>
-    <w:p>
-      <w:pPr>
-        <w:pStyle w:val="ListParagraph"/>
-        <w:numPr>
-          <w:ilvl w:val="0"/>
-          <w:numId w:val="15"/>
-        </w:numPr>
-        <w:rPr>
-          <w:rFonts w:ascii="Arial" w:hAnsi="Arial" w:cs="Arial"/>
-          <w:sz w:val="21"/>
-          <w:szCs w:val="21"/>
-        </w:rPr>
-      </w:pPr>
-      <w:r>
-        <w:rPr>
-          <w:rFonts w:ascii="Arial" w:hAnsi="Arial" w:cs="Arial"/>
-          <w:sz w:val="21"/>
-          <w:szCs w:val="21"/>
-        </w:rPr>
-        <w:t xml:space="preserve">Therefore, for a nascent student to execute real market entry, they require specific cognitive distortions to override this high reservation wage gravity. Following Nobre's taxonomy, the final choice relies on three primary behavioral distortions: Optimism and Overconfidence to underestimate market risks, Loss Aversion inverting into a fear-of-missing-out on disruptive tech windows, and Self-attribution Bias. Crucially, these distortions are not psychological anomalies; they are fueled by the </w:t>
-      </w:r>
-      <w:r>
-        <w:rPr>
-          <w:rStyle w:val="Strong"/>
-          <w:rFonts w:ascii="Arial" w:hAnsi="Arial" w:cs="Arial"/>
-          <w:sz w:val="21"/>
-          <w:szCs w:val="21"/>
-        </w:rPr>
         <w:t>Affective Engine of Entrepreneurial Passion</w:t>
       </w:r>
       <w:r>
@@ -2020,7 +2049,7 @@
           <w:sz w:val="21"/>
           <w:szCs w:val="21"/>
         </w:rPr>
-        <w:t>, which provides the emotional insulation required to reject a corporate salary."</w:t>
+        <w:t>, which provides the emotional insulation required to reject a corporate salary.</w:t>
       </w:r>
     </w:p>
     <w:p>
@@ -2066,12 +2095,11 @@
       </w:pPr>
       <w:r>
         <w:rPr>
-          <w:rStyle w:val="Emphasis"/>
-          <w:rFonts w:ascii="Arial" w:hAnsi="Arial" w:cs="Arial"/>
-          <w:sz w:val="21"/>
-          <w:szCs w:val="21"/>
-        </w:rPr>
-        <w:t>(Click to Slide 7. Visuals show a rigorous comparative matrix: The Stanford system on the left, the Hong Kong milieu on the right).</w:t>
+          <w:rFonts w:ascii="Arial" w:hAnsi="Arial" w:cs="Arial"/>
+          <w:sz w:val="21"/>
+          <w:szCs w:val="21"/>
+        </w:rPr>
+        <w:t>Slide 7 contextualizes these psychological drivers by benchmarking Hong Kong's ecosystem against the high-density Western archetype of the Stanford University incubation system.</w:t>
       </w:r>
     </w:p>
     <w:p>
@@ -2093,7 +2121,7 @@
           <w:sz w:val="21"/>
           <w:szCs w:val="21"/>
         </w:rPr>
-        <w:t>What you say out loud:</w:t>
+        <w:t>As shown on the left, Stanford graduates also face exceptionally high alternative corporate reservation wages in Silicon Valley. However, the Stanford ecosystem successfully neutralizes this pull through its structural configuration: an unmatched concentration of venture capital, mature legal networks running active Technology Transfer Offices, dense academic-corporate knowledge spillovers, and zero social stigma regarding venture failure. High human and social capital act as recursive complements, generating a 'celebrity effect' that inflates startup valuations and mitigates downside risk.</w:t>
       </w:r>
     </w:p>
     <w:p>
@@ -2115,7 +2143,43 @@
           <w:sz w:val="21"/>
           <w:szCs w:val="21"/>
         </w:rPr>
-        <w:t>"Slide 7 contextualizes these psychological drivers by benchmarking Hong Kong's ecosystem against the high-density Western archetype of the Stanford University incubation system.</w:t>
+        <w:t xml:space="preserve">In sharp contrast, the right column illustrates Hong Kong’s contextual paradox. While local students operate within a wealthy economy, our commercial legacy has historically </w:t>
+      </w:r>
+      <w:proofErr w:type="spellStart"/>
+      <w:r>
+        <w:rPr>
+          <w:rFonts w:ascii="Arial" w:hAnsi="Arial" w:cs="Arial"/>
+          <w:sz w:val="21"/>
+          <w:szCs w:val="21"/>
+        </w:rPr>
+        <w:t>favored</w:t>
+      </w:r>
+      <w:proofErr w:type="spellEnd"/>
+      <w:r>
+        <w:rPr>
+          <w:rFonts w:ascii="Arial" w:hAnsi="Arial" w:cs="Arial"/>
+          <w:sz w:val="21"/>
+          <w:szCs w:val="21"/>
+        </w:rPr>
+        <w:t xml:space="preserve"> a conservative, </w:t>
+      </w:r>
+      <w:proofErr w:type="spellStart"/>
+      <w:r>
+        <w:rPr>
+          <w:rFonts w:ascii="Arial" w:hAnsi="Arial" w:cs="Arial"/>
+          <w:sz w:val="21"/>
+          <w:szCs w:val="21"/>
+        </w:rPr>
+        <w:t>Kirznerian</w:t>
+      </w:r>
+      <w:proofErr w:type="spellEnd"/>
+      <w:r>
+        <w:rPr>
+          <w:rFonts w:ascii="Arial" w:hAnsi="Arial" w:cs="Arial"/>
+          <w:sz w:val="21"/>
+          <w:szCs w:val="21"/>
+        </w:rPr>
+        <w:t xml:space="preserve"> approach to business—focusing on rapid short-term financial flexibility, property speculation, and imitative arbitrage.</w:t>
       </w:r>
     </w:p>
     <w:p>
@@ -2137,60 +2201,7 @@
           <w:sz w:val="21"/>
           <w:szCs w:val="21"/>
         </w:rPr>
-        <w:t>As shown on the left, Stanford graduates also face exceptionally high alternative corporate reservation wages in Silicon Valley. However, the Stanford ecosystem successfully neutralizes this pull through its structural configuration: an unmatched concentration of venture capital, mature legal networks running active Technology Transfer Offices, dense academic-corporate knowledge spillovers, and zero social stigma regarding venture failure. High human and social capital act as recursive complements, generating a 'celebrity effect' that inflates startup valuations and mitigates downside risk.</w:t>
-      </w:r>
-    </w:p>
-    <w:p>
-      <w:pPr>
-        <w:pStyle w:val="ListParagraph"/>
-        <w:numPr>
-          <w:ilvl w:val="0"/>
-          <w:numId w:val="16"/>
-        </w:numPr>
-        <w:rPr>
-          <w:rFonts w:ascii="Arial" w:hAnsi="Arial" w:cs="Arial"/>
-          <w:sz w:val="21"/>
-          <w:szCs w:val="21"/>
-        </w:rPr>
-      </w:pPr>
-      <w:r>
-        <w:rPr>
-          <w:rFonts w:ascii="Arial" w:hAnsi="Arial" w:cs="Arial"/>
-          <w:sz w:val="21"/>
-          <w:szCs w:val="21"/>
-        </w:rPr>
-        <w:t>In sharp contrast, the right column illustrates Hong Kong’s contextual paradox. While local students operate within a wealthy economy, our commercial legacy has historically favored a conservative, Kirznerian approach to business—focusing on rapid short-term financial flexibility, property speculation, and imitative arbitrage.</w:t>
-      </w:r>
-    </w:p>
-    <w:p>
-      <w:pPr>
-        <w:pStyle w:val="ListParagraph"/>
-        <w:numPr>
-          <w:ilvl w:val="0"/>
-          <w:numId w:val="16"/>
-        </w:numPr>
-        <w:rPr>
-          <w:rFonts w:ascii="Arial" w:hAnsi="Arial" w:cs="Arial"/>
-          <w:sz w:val="21"/>
-          <w:szCs w:val="21"/>
-        </w:rPr>
-      </w:pPr>
-      <w:r>
-        <w:rPr>
-          <w:rFonts w:ascii="Arial" w:hAnsi="Arial" w:cs="Arial"/>
-          <w:sz w:val="21"/>
-          <w:szCs w:val="21"/>
-        </w:rPr>
-        <w:t xml:space="preserve">Radical Schumpeterian technological creation remains heavily constrained by immense real estate friction, intense family face-saving pressures, and acute deficits in specialized, long-term financial seed resources. Student accelerators introduced to bridge this gap </w:t>
-      </w:r>
-      <w:r>
-        <w:rPr>
-          <w:rFonts w:ascii="Arial" w:hAnsi="Arial" w:cs="Arial"/>
-          <w:sz w:val="21"/>
-          <w:szCs w:val="21"/>
-        </w:rPr>
-        <w:lastRenderedPageBreak/>
-        <w:t>face severe structural trade-offs, often compromising long-term commercial sustainability for immediate operational flexibility. This ecosystem friction proves that passion cannot act in a vacuum; it requires targeted structural interventions to lower localized systemic barriers."</w:t>
+        <w:t>Radical Schumpeterian technological creation remains heavily constrained by immense real estate friction, intense family face-saving pressures, and acute deficits in specialized, long-term financial seed resources. Student accelerators introduced to bridge this gap face severe structural trade-offs, often compromising long-term commercial sustainability for immediate operational flexibility. This ecosystem friction proves that passion cannot act in a vacuum; it requires targeted structural interventions to lower localized systemic barriers."</w:t>
       </w:r>
     </w:p>
     <w:p>
@@ -2226,12 +2237,46 @@
       </w:pPr>
       <w:r>
         <w:rPr>
-          <w:rStyle w:val="Emphasis"/>
-          <w:rFonts w:ascii="Arial" w:hAnsi="Arial" w:cs="Arial"/>
-          <w:sz w:val="21"/>
-          <w:szCs w:val="21"/>
-        </w:rPr>
-        <w:t>(Click to Slide 8. Visuals show a three-tiered structural matrix mapping macro catalysts down to micro execution).</w:t>
+          <w:rFonts w:ascii="Arial" w:hAnsi="Arial" w:cs="Arial"/>
+          <w:sz w:val="21"/>
+          <w:szCs w:val="21"/>
+        </w:rPr>
+        <w:t xml:space="preserve">To break this regional inertia, Slide 8 introduces the macro-environmental catalysts and micro-foundational alignments required to tip the </w:t>
+      </w:r>
+      <w:proofErr w:type="spellStart"/>
+      <w:r>
+        <w:rPr>
+          <w:rFonts w:ascii="Arial" w:hAnsi="Arial" w:cs="Arial"/>
+          <w:sz w:val="21"/>
+          <w:szCs w:val="21"/>
+        </w:rPr>
+        <w:t>behavioral</w:t>
+      </w:r>
+      <w:proofErr w:type="spellEnd"/>
+      <w:r>
+        <w:rPr>
+          <w:rFonts w:ascii="Arial" w:hAnsi="Arial" w:cs="Arial"/>
+          <w:sz w:val="21"/>
+          <w:szCs w:val="21"/>
+        </w:rPr>
+        <w:t xml:space="preserve"> scales. At the macro level, Hong Kong's strategic integration into the </w:t>
+      </w:r>
+      <w:r>
+        <w:rPr>
+          <w:rStyle w:val="Strong"/>
+          <w:rFonts w:ascii="Arial" w:hAnsi="Arial" w:cs="Arial"/>
+          <w:sz w:val="21"/>
+          <w:szCs w:val="21"/>
+        </w:rPr>
+        <w:t>Greater Bay Area innovation corridor</w:t>
+      </w:r>
+      <w:r>
+        <w:rPr>
+          <w:rFonts w:ascii="Arial" w:hAnsi="Arial" w:cs="Arial"/>
+          <w:sz w:val="21"/>
+          <w:szCs w:val="21"/>
+        </w:rPr>
+        <w:t xml:space="preserve"> fundamentally alters the mechanics of knowledge transfer. It bypasses localized land and supply-chain constraints by combining Hong Kong's elite academic research capacity with the rapid manufacturing and scaling ecosystems of mainland China.</w:t>
       </w:r>
     </w:p>
     <w:p>
@@ -2253,7 +2298,7 @@
           <w:sz w:val="21"/>
           <w:szCs w:val="21"/>
         </w:rPr>
-        <w:t>What you say out loud:</w:t>
+        <w:t>Because this integration introduces non-linear volatility, empirical evidence shows that the relationship between Entrepreneurial Orientation and firm performance in emerging China is distinctly curvilinear. To navigate this volatility, student ventures must develop high organizational capital, combining a deep internal learning orientation with institutional trust and collaborative resource sharing.</w:t>
       </w:r>
     </w:p>
     <w:p>
@@ -2275,24 +2320,7 @@
           <w:sz w:val="21"/>
           <w:szCs w:val="21"/>
         </w:rPr>
-        <w:t xml:space="preserve">"To break this regional inertia, Slide 8 introduces the macro-environmental catalysts and micro-foundational alignments required to tip the behavioral scales. At the macro level, Hong Kong's strategic integration into the </w:t>
-      </w:r>
-      <w:r>
-        <w:rPr>
-          <w:rStyle w:val="Strong"/>
-          <w:rFonts w:ascii="Arial" w:hAnsi="Arial" w:cs="Arial"/>
-          <w:sz w:val="21"/>
-          <w:szCs w:val="21"/>
-        </w:rPr>
-        <w:t>Greater Bay Area innovation corridor</w:t>
-      </w:r>
-      <w:r>
-        <w:rPr>
-          <w:rFonts w:ascii="Arial" w:hAnsi="Arial" w:cs="Arial"/>
-          <w:sz w:val="21"/>
-          <w:szCs w:val="21"/>
-        </w:rPr>
-        <w:t xml:space="preserve"> fundamentally alters the mechanics of knowledge transfer. It bypasses localized land and supply-chain constraints by combining Hong Kong's elite academic research capacity with the rapid manufacturing and scaling ecosystems of mainland China.</w:t>
+        <w:t>Moving to the micro-foundations of stakeholder support, large-scale dataset analyses confirm that instrumental support from immediate networks is the primary mechanism facilitating the transition from student to active founder. This support must be organized through Entrepreneurial Support Organizations.</w:t>
       </w:r>
     </w:p>
     <w:p>
@@ -2314,61 +2342,17 @@
           <w:sz w:val="21"/>
           <w:szCs w:val="21"/>
         </w:rPr>
-        <w:t>Because this integration introduces non-linear volatility, empirical evidence shows that the relationship between Entrepreneurial Orientation and firm performance in emerging China is distinctly curvilinear. To navigate this volatility, student ventures must develop high organizational capital, combining a deep internal learning orientation with institutional trust and collaborative resource sharing.</w:t>
-      </w:r>
-    </w:p>
-    <w:p>
-      <w:pPr>
-        <w:pStyle w:val="ListParagraph"/>
-        <w:numPr>
-          <w:ilvl w:val="0"/>
-          <w:numId w:val="17"/>
-        </w:numPr>
-        <w:rPr>
-          <w:rFonts w:ascii="Arial" w:hAnsi="Arial" w:cs="Arial"/>
-          <w:sz w:val="21"/>
-          <w:szCs w:val="21"/>
-        </w:rPr>
-      </w:pPr>
-      <w:r>
-        <w:rPr>
-          <w:rFonts w:ascii="Arial" w:hAnsi="Arial" w:cs="Arial"/>
-          <w:sz w:val="21"/>
-          <w:szCs w:val="21"/>
-        </w:rPr>
-        <w:t>Moving to the micro-foundations of stakeholder support, large-scale dataset analyses confirm that instrumental support from immediate networks is the primary mechanism facilitating the transition from student to active founder. This support must be organized through Entrepreneurial Support Organizations.</w:t>
-      </w:r>
-    </w:p>
-    <w:p>
-      <w:pPr>
-        <w:pStyle w:val="ListParagraph"/>
-        <w:numPr>
-          <w:ilvl w:val="0"/>
-          <w:numId w:val="17"/>
-        </w:numPr>
-        <w:rPr>
-          <w:rFonts w:ascii="Arial" w:hAnsi="Arial" w:cs="Arial"/>
-          <w:sz w:val="21"/>
-          <w:szCs w:val="21"/>
-        </w:rPr>
-      </w:pPr>
-      <w:r>
-        <w:rPr>
-          <w:rFonts w:ascii="Arial" w:hAnsi="Arial" w:cs="Arial"/>
-          <w:sz w:val="21"/>
-          <w:szCs w:val="21"/>
-        </w:rPr>
-        <w:t>Our model explicitly evaluates Perceived Ecosystem Support across five distinct archetypes—ranging from university science parks and accelerators to campus TTOs—maximizing development by balancing institutional integration with the founder’s operational autonomy. Furthermore, we evaluate how aligning corporate skillsets via Work-Integrated Learning anchors intentions, and how threat perception and self-determination drive sustainable venture creation. By mapping these cross-boundary catalysts against the individual passion core, this dissertation uncovers the exact mechanisms needed to close the intent–action gap.</w:t>
-      </w:r>
-    </w:p>
-    <w:p>
-      <w:pPr>
-        <w:rPr>
-          <w:rFonts w:ascii="Arial" w:hAnsi="Arial" w:cs="Arial"/>
-          <w:sz w:val="21"/>
-          <w:szCs w:val="21"/>
-        </w:rPr>
-      </w:pPr>
+        <w:t>Our model explicitly evaluates Perceived Ecosystem Support across five distinct archetypes—ranging from university science parks and accelerators to campus TTOs—</w:t>
+      </w:r>
+      <w:r>
+        <w:rPr>
+          <w:rFonts w:ascii="Arial" w:hAnsi="Arial" w:cs="Arial"/>
+          <w:sz w:val="21"/>
+          <w:szCs w:val="21"/>
+        </w:rPr>
+        <w:lastRenderedPageBreak/>
+        <w:t>maximizing development by balancing institutional integration with the founder’s operational autonomy. Furthermore, we evaluate how aligning corporate skillsets via Work-Integrated Learning anchors intentions, and how threat perception and self-determination drive sustainable venture creation. By mapping these cross-boundary catalysts against the individual passion core, this dissertation uncovers the exact mechanisms needed to close the intent–action gap.</w:t>
+      </w:r>
     </w:p>
     <w:p>
       <w:pPr>
@@ -2412,12 +2396,11 @@
       </w:pPr>
       <w:r>
         <w:rPr>
-          <w:rStyle w:val="Emphasis"/>
-          <w:rFonts w:ascii="Arial" w:hAnsi="Arial" w:cs="Arial"/>
-          <w:sz w:val="21"/>
-          <w:szCs w:val="21"/>
-        </w:rPr>
-        <w:t>(Click to Slide 9. Visuals show a side-by-side comparison of the two phases with a "DAAO Access" anchor at the bottom).</w:t>
+          <w:rFonts w:ascii="Arial" w:hAnsi="Arial" w:cs="Arial"/>
+          <w:sz w:val="21"/>
+          <w:szCs w:val="21"/>
+        </w:rPr>
+        <w:t>Chapter 3 delineates our explanatory sequential mixed-methods architecture, designed to decode the statistical boundaries of our quantitative model through qualitative insight.</w:t>
       </w:r>
     </w:p>
     <w:p>
@@ -2439,51 +2422,25 @@
           <w:sz w:val="21"/>
           <w:szCs w:val="21"/>
         </w:rPr>
-        <w:t>What you say out loud:</w:t>
-      </w:r>
-    </w:p>
-    <w:p>
-      <w:pPr>
-        <w:pStyle w:val="ListParagraph"/>
-        <w:numPr>
-          <w:ilvl w:val="0"/>
-          <w:numId w:val="18"/>
-        </w:numPr>
-        <w:rPr>
-          <w:rFonts w:ascii="Arial" w:hAnsi="Arial" w:cs="Arial"/>
-          <w:sz w:val="21"/>
-          <w:szCs w:val="21"/>
-        </w:rPr>
-      </w:pPr>
-      <w:r>
-        <w:rPr>
-          <w:rFonts w:ascii="Arial" w:hAnsi="Arial" w:cs="Arial"/>
-          <w:sz w:val="21"/>
-          <w:szCs w:val="21"/>
-        </w:rPr>
-        <w:t>"Chapter 3 delineates our explanatory sequential mixed-methods architecture, designed to decode the statistical boundaries of our quantitative model through qualitative insight.</w:t>
-      </w:r>
-    </w:p>
-    <w:p>
-      <w:pPr>
-        <w:pStyle w:val="ListParagraph"/>
-        <w:numPr>
-          <w:ilvl w:val="0"/>
-          <w:numId w:val="18"/>
-        </w:numPr>
-        <w:rPr>
-          <w:rFonts w:ascii="Arial" w:hAnsi="Arial" w:cs="Arial"/>
-          <w:sz w:val="21"/>
-          <w:szCs w:val="21"/>
-        </w:rPr>
-      </w:pPr>
-      <w:r>
-        <w:rPr>
-          <w:rFonts w:ascii="Arial" w:hAnsi="Arial" w:cs="Arial"/>
-          <w:sz w:val="21"/>
-          <w:szCs w:val="21"/>
-        </w:rPr>
-        <w:t xml:space="preserve">In Phase 1, the Quantitative Core, we deploy a deductive approach to validate the structural paths of the PEM. Using PLS-SEM within SmartPLS 4, we compute the relationships between individual traits, affective passion, and environmental moderators among a target sample of </w:t>
+        <w:t xml:space="preserve">In Phase 1, the Quantitative Core, we deploy a deductive approach to validate the structural paths of the PEM. Using PLS-SEM within </w:t>
+      </w:r>
+      <w:proofErr w:type="spellStart"/>
+      <w:r>
+        <w:rPr>
+          <w:rFonts w:ascii="Arial" w:hAnsi="Arial" w:cs="Arial"/>
+          <w:sz w:val="21"/>
+          <w:szCs w:val="21"/>
+        </w:rPr>
+        <w:t>SmartPLS</w:t>
+      </w:r>
+      <w:proofErr w:type="spellEnd"/>
+      <w:r>
+        <w:rPr>
+          <w:rFonts w:ascii="Arial" w:hAnsi="Arial" w:cs="Arial"/>
+          <w:sz w:val="21"/>
+          <w:szCs w:val="21"/>
+        </w:rPr>
+        <w:t xml:space="preserve"> 4, we compute the relationships between individual traits, affective passion, and environmental moderators among a target sample of </w:t>
       </w:r>
       <w:bdo w:val="ltr">
         <w:r>
@@ -2493,7 +2450,27 @@
             <w:sz w:val="21"/>
             <w:szCs w:val="21"/>
           </w:rPr>
-          <w:t>$n \ge 135$</w:t>
+          <w:t>$n \</w:t>
+        </w:r>
+        <w:proofErr w:type="spellStart"/>
+        <w:r>
+          <w:rPr>
+            <w:rStyle w:val="math-tex"/>
+            <w:rFonts w:ascii="Arial" w:hAnsi="Arial" w:cs="Arial"/>
+            <w:sz w:val="21"/>
+            <w:szCs w:val="21"/>
+          </w:rPr>
+          <w:t>ge</w:t>
+        </w:r>
+        <w:proofErr w:type="spellEnd"/>
+        <w:r>
+          <w:rPr>
+            <w:rStyle w:val="math-tex"/>
+            <w:rFonts w:ascii="Arial" w:hAnsi="Arial" w:cs="Arial"/>
+            <w:sz w:val="21"/>
+            <w:szCs w:val="21"/>
+          </w:rPr>
+          <w:t xml:space="preserve"> 135$</w:t>
         </w:r>
         <w:r>
           <w:rPr>
@@ -2510,7 +2487,31 @@
               <w:sz w:val="21"/>
               <w:szCs w:val="21"/>
             </w:rPr>
-            <w:t>‬. This causal-predictive modeling allows us to isolate significant path coefficients across student cohorts with high statistical power.</w:t>
+            <w:t xml:space="preserve">‬. This causal-predictive </w:t>
+          </w:r>
+          <w:proofErr w:type="spellStart"/>
+          <w:r>
+            <w:rPr>
+              <w:rFonts w:ascii="Arial" w:hAnsi="Arial" w:cs="Arial"/>
+              <w:sz w:val="21"/>
+              <w:szCs w:val="21"/>
+            </w:rPr>
+            <w:t>modeling</w:t>
+          </w:r>
+          <w:proofErr w:type="spellEnd"/>
+          <w:r>
+            <w:rPr>
+              <w:rFonts w:ascii="Arial" w:hAnsi="Arial" w:cs="Arial"/>
+              <w:sz w:val="21"/>
+              <w:szCs w:val="21"/>
+            </w:rPr>
+            <w:t xml:space="preserve"> allows us to isolate significant path coefficients across student cohorts with high statistical power.</w:t>
+          </w:r>
+          <w:r>
+            <w:t>‬</w:t>
+          </w:r>
+          <w:r>
+            <w:t>‬</w:t>
           </w:r>
         </w:bdo>
       </w:bdo>
@@ -2551,16 +2552,7 @@
           <w:sz w:val="21"/>
           <w:szCs w:val="21"/>
         </w:rPr>
-        <w:t xml:space="preserve"> is significant, it cannot capture the underlying anxieties of a student facing a high </w:t>
-      </w:r>
-      <w:r>
-        <w:rPr>
-          <w:rFonts w:ascii="Arial" w:hAnsi="Arial" w:cs="Arial"/>
-          <w:sz w:val="21"/>
-          <w:szCs w:val="21"/>
-        </w:rPr>
-        <w:lastRenderedPageBreak/>
-        <w:t xml:space="preserve">reservation wage. Using thematic analysis via NVivo, we explore the lived experiences of 10 to 20 nascent innovators. Crucially, this phase utilizes a purposive sampling strategy brokered by official insider access via the </w:t>
+        <w:t xml:space="preserve"> is significant, it cannot capture the underlying anxieties of a student facing a high reservation wage. Using thematic analysis via NVivo, we explore the lived experiences of 10 to 20 nascent innovators. Crucially, this phase utilizes a purposive sampling strategy brokered by official insider access via the </w:t>
       </w:r>
       <w:r>
         <w:rPr>
@@ -2577,7 +2569,7 @@
           <w:sz w:val="21"/>
           <w:szCs w:val="21"/>
         </w:rPr>
-        <w:t>, targeting active founders within university incubators to bridge the intent–action gap."</w:t>
+        <w:t>, targeting active founders within university incubators to bridge the intent–action gap.</w:t>
       </w:r>
     </w:p>
     <w:p>
@@ -2623,12 +2615,11 @@
       </w:pPr>
       <w:r>
         <w:rPr>
-          <w:rStyle w:val="Emphasis"/>
-          <w:rFonts w:ascii="Arial" w:hAnsi="Arial" w:cs="Arial"/>
-          <w:sz w:val="21"/>
-          <w:szCs w:val="21"/>
-        </w:rPr>
-        <w:t>(Click to Slide 10. Visuals show three distinct tiles: Collection, Storage, and Long-term Preservation).</w:t>
+          <w:rFonts w:ascii="Arial" w:hAnsi="Arial" w:cs="Arial"/>
+          <w:sz w:val="21"/>
+          <w:szCs w:val="21"/>
+        </w:rPr>
+        <w:t>The integrity and security of this data are governed by a comprehensive Data Management Plan, adapted from the Digital Curation Centre framework.</w:t>
       </w:r>
     </w:p>
     <w:p>
@@ -2650,7 +2641,24 @@
           <w:sz w:val="21"/>
           <w:szCs w:val="21"/>
         </w:rPr>
-        <w:t>What you say out loud:</w:t>
+        <w:t xml:space="preserve">During collection, we utilize ISO 27001-certified platforms like Jisc Online Surveys and secured Zoom instances to ensure participant anonymity and data encryption. All primary storage is centralized within the </w:t>
+      </w:r>
+      <w:r>
+        <w:rPr>
+          <w:rStyle w:val="Strong"/>
+          <w:rFonts w:ascii="Arial" w:hAnsi="Arial" w:cs="Arial"/>
+          <w:sz w:val="21"/>
+          <w:szCs w:val="21"/>
+        </w:rPr>
+        <w:t>University of Plymouth’s Microsoft OneDrive</w:t>
+      </w:r>
+      <w:r>
+        <w:rPr>
+          <w:rFonts w:ascii="Arial" w:hAnsi="Arial" w:cs="Arial"/>
+          <w:sz w:val="21"/>
+          <w:szCs w:val="21"/>
+        </w:rPr>
+        <w:t xml:space="preserve"> environment, which provides 256-bit AES encryption and 'Point in Time Restore' capabilities to prevent data loss.</w:t>
       </w:r>
     </w:p>
     <w:p>
@@ -2672,67 +2680,6 @@
           <w:sz w:val="21"/>
           <w:szCs w:val="21"/>
         </w:rPr>
-        <w:t>"The integrity and security of this data are governed by a comprehensive Data Management Plan, adapted from the Digital Curation Centre framework.</w:t>
-      </w:r>
-    </w:p>
-    <w:p>
-      <w:pPr>
-        <w:pStyle w:val="ListParagraph"/>
-        <w:numPr>
-          <w:ilvl w:val="0"/>
-          <w:numId w:val="19"/>
-        </w:numPr>
-        <w:rPr>
-          <w:rFonts w:ascii="Arial" w:hAnsi="Arial" w:cs="Arial"/>
-          <w:sz w:val="21"/>
-          <w:szCs w:val="21"/>
-        </w:rPr>
-      </w:pPr>
-      <w:r>
-        <w:rPr>
-          <w:rFonts w:ascii="Arial" w:hAnsi="Arial" w:cs="Arial"/>
-          <w:sz w:val="21"/>
-          <w:szCs w:val="21"/>
-        </w:rPr>
-        <w:t xml:space="preserve">During collection, we utilize ISO 27001-certified platforms like Jisc Online Surveys and secured Zoom instances to ensure participant anonymity and data encryption. All primary storage is centralized within the </w:t>
-      </w:r>
-      <w:r>
-        <w:rPr>
-          <w:rStyle w:val="Strong"/>
-          <w:rFonts w:ascii="Arial" w:hAnsi="Arial" w:cs="Arial"/>
-          <w:sz w:val="21"/>
-          <w:szCs w:val="21"/>
-        </w:rPr>
-        <w:t>University of Plymouth’s Microsoft OneDrive</w:t>
-      </w:r>
-      <w:r>
-        <w:rPr>
-          <w:rFonts w:ascii="Arial" w:hAnsi="Arial" w:cs="Arial"/>
-          <w:sz w:val="21"/>
-          <w:szCs w:val="21"/>
-        </w:rPr>
-        <w:t xml:space="preserve"> environment, which provides 256-bit AES encryption and 'Point in Time Restore' capabilities to prevent data loss.</w:t>
-      </w:r>
-    </w:p>
-    <w:p>
-      <w:pPr>
-        <w:pStyle w:val="ListParagraph"/>
-        <w:numPr>
-          <w:ilvl w:val="0"/>
-          <w:numId w:val="19"/>
-        </w:numPr>
-        <w:rPr>
-          <w:rFonts w:ascii="Arial" w:hAnsi="Arial" w:cs="Arial"/>
-          <w:sz w:val="21"/>
-          <w:szCs w:val="21"/>
-        </w:rPr>
-      </w:pPr>
-      <w:r>
-        <w:rPr>
-          <w:rFonts w:ascii="Arial" w:hAnsi="Arial" w:cs="Arial"/>
-          <w:sz w:val="21"/>
-          <w:szCs w:val="21"/>
-        </w:rPr>
         <w:t xml:space="preserve">To ensure long-term value, anonymized datasets will be preserved for a minimum of five years and deposited in the </w:t>
       </w:r>
       <w:r>
@@ -2786,12 +2733,28 @@
       </w:pPr>
       <w:r>
         <w:rPr>
-          <w:rStyle w:val="Emphasis"/>
-          <w:rFonts w:ascii="Arial" w:hAnsi="Arial" w:cs="Arial"/>
-          <w:sz w:val="21"/>
-          <w:szCs w:val="21"/>
-        </w:rPr>
-        <w:t>(Click to Slide 11. Visuals show a clean list of safeguards with trust-focused iconography).</w:t>
+          <w:rFonts w:ascii="Arial" w:hAnsi="Arial" w:cs="Arial"/>
+          <w:sz w:val="21"/>
+          <w:szCs w:val="21"/>
+        </w:rPr>
+        <w:t xml:space="preserve">Finally, all research protocols are built on strict ethical foundations. Institutional clearance will be obtained from the </w:t>
+      </w:r>
+      <w:r>
+        <w:rPr>
+          <w:rStyle w:val="Strong"/>
+          <w:rFonts w:ascii="Arial" w:hAnsi="Arial" w:cs="Arial"/>
+          <w:sz w:val="21"/>
+          <w:szCs w:val="21"/>
+        </w:rPr>
+        <w:t>University Research Ethics and Integrity Committee (UREIC)</w:t>
+      </w:r>
+      <w:r>
+        <w:rPr>
+          <w:rFonts w:ascii="Arial" w:hAnsi="Arial" w:cs="Arial"/>
+          <w:sz w:val="21"/>
+          <w:szCs w:val="21"/>
+        </w:rPr>
+        <w:t xml:space="preserve"> before any data collection begins.</w:t>
       </w:r>
     </w:p>
     <w:p>
@@ -2813,7 +2776,102 @@
           <w:sz w:val="21"/>
           <w:szCs w:val="21"/>
         </w:rPr>
-        <w:t>What you say out loud:</w:t>
+        <w:t xml:space="preserve">Respect for human subjects is operationalized through three core safeguards: First, </w:t>
+      </w:r>
+      <w:r>
+        <w:rPr>
+          <w:rStyle w:val="Strong"/>
+          <w:rFonts w:ascii="Arial" w:hAnsi="Arial" w:cs="Arial"/>
+          <w:sz w:val="21"/>
+          <w:szCs w:val="21"/>
+        </w:rPr>
+        <w:t>Informed Consent</w:t>
+      </w:r>
+      <w:r>
+        <w:rPr>
+          <w:rFonts w:ascii="Arial" w:hAnsi="Arial" w:cs="Arial"/>
+          <w:sz w:val="21"/>
+          <w:szCs w:val="21"/>
+        </w:rPr>
+        <w:t xml:space="preserve">, where participants receive detailed information sheets before digital sign-off. Second, </w:t>
+      </w:r>
+      <w:r>
+        <w:rPr>
+          <w:rStyle w:val="Strong"/>
+          <w:rFonts w:ascii="Arial" w:hAnsi="Arial" w:cs="Arial"/>
+          <w:sz w:val="21"/>
+          <w:szCs w:val="21"/>
+        </w:rPr>
+        <w:t>Absolute Confidentiality</w:t>
+      </w:r>
+      <w:r>
+        <w:rPr>
+          <w:rFonts w:ascii="Arial" w:hAnsi="Arial" w:cs="Arial"/>
+          <w:sz w:val="21"/>
+          <w:szCs w:val="21"/>
+        </w:rPr>
+        <w:t xml:space="preserve">, ensured through alphanumeric pseudonymization of interview transcripts to redact all identifying institutional names. And third, </w:t>
+      </w:r>
+      <w:r>
+        <w:rPr>
+          <w:rStyle w:val="Strong"/>
+          <w:rFonts w:ascii="Arial" w:hAnsi="Arial" w:cs="Arial"/>
+          <w:sz w:val="21"/>
+          <w:szCs w:val="21"/>
+        </w:rPr>
+        <w:t>Regulatory Compliance</w:t>
+      </w:r>
+      <w:r>
+        <w:rPr>
+          <w:rFonts w:ascii="Arial" w:hAnsi="Arial" w:cs="Arial"/>
+          <w:sz w:val="21"/>
+          <w:szCs w:val="21"/>
+        </w:rPr>
+        <w:t>, strictly adhering to the UK Data Protection Act 2018 and GDPR standards. By segregating the macro-predictive models from the micro-</w:t>
+      </w:r>
+      <w:r>
+        <w:rPr>
+          <w:rFonts w:ascii="Arial" w:hAnsi="Arial" w:cs="Arial"/>
+          <w:sz w:val="21"/>
+          <w:szCs w:val="21"/>
+        </w:rPr>
+        <w:lastRenderedPageBreak/>
+        <w:t>foundational narratives until the final meta-synthesis, we maintain both analytical clarity and the highest level of academic rigor.</w:t>
+      </w:r>
+    </w:p>
+    <w:p>
+      <w:pPr>
+        <w:spacing w:after="0" w:line="240" w:lineRule="auto"/>
+        <w:rPr>
+          <w:rStyle w:val="Strong"/>
+          <w:rFonts w:ascii="Arial" w:hAnsi="Arial" w:cs="Arial"/>
+          <w:sz w:val="21"/>
+          <w:szCs w:val="21"/>
+        </w:rPr>
+      </w:pPr>
+    </w:p>
+    <w:p>
+      <w:pPr>
+        <w:spacing w:after="0" w:line="240" w:lineRule="auto"/>
+        <w:rPr>
+          <w:rFonts w:ascii="Arial" w:eastAsia="Times New Roman" w:hAnsi="Arial" w:cs="Arial"/>
+          <w:kern w:val="0"/>
+          <w:sz w:val="21"/>
+          <w:szCs w:val="21"/>
+          <w14:ligatures w14:val="none"/>
+        </w:rPr>
+      </w:pPr>
+      <w:r>
+        <w:rPr>
+          <w:rFonts w:ascii="Arial" w:eastAsia="Times New Roman" w:hAnsi="Arial" w:cs="Arial"/>
+          <w:b/>
+          <w:bCs/>
+          <w:kern w:val="0"/>
+          <w:sz w:val="21"/>
+          <w:szCs w:val="21"/>
+          <w14:ligatures w14:val="none"/>
+        </w:rPr>
+        <w:t>Slide 12: Anticipated Contributions</w:t>
       </w:r>
     </w:p>
     <w:p>
@@ -2821,38 +2879,26 @@
         <w:pStyle w:val="ListParagraph"/>
         <w:numPr>
           <w:ilvl w:val="0"/>
-          <w:numId w:val="20"/>
+          <w:numId w:val="22"/>
         </w:numPr>
-        <w:rPr>
-          <w:rFonts w:ascii="Arial" w:hAnsi="Arial" w:cs="Arial"/>
-          <w:sz w:val="21"/>
-          <w:szCs w:val="21"/>
-        </w:rPr>
-      </w:pPr>
-      <w:r>
-        <w:rPr>
-          <w:rFonts w:ascii="Arial" w:hAnsi="Arial" w:cs="Arial"/>
-          <w:sz w:val="21"/>
-          <w:szCs w:val="21"/>
-        </w:rPr>
-        <w:t xml:space="preserve">"Finally, all research protocols are built on strict ethical foundations. Institutional clearance will be obtained from the </w:t>
-      </w:r>
-      <w:r>
-        <w:rPr>
-          <w:rStyle w:val="Strong"/>
-          <w:rFonts w:ascii="Arial" w:hAnsi="Arial" w:cs="Arial"/>
-          <w:sz w:val="21"/>
-          <w:szCs w:val="21"/>
-        </w:rPr>
-        <w:t>University Research Ethics and Integrity Committee (UREIC)</w:t>
-      </w:r>
-      <w:r>
-        <w:rPr>
-          <w:rFonts w:ascii="Arial" w:hAnsi="Arial" w:cs="Arial"/>
-          <w:sz w:val="21"/>
-          <w:szCs w:val="21"/>
-        </w:rPr>
-        <w:t xml:space="preserve"> before any data collection begins.</w:t>
+        <w:spacing w:after="0" w:line="240" w:lineRule="auto"/>
+        <w:rPr>
+          <w:rFonts w:ascii="Arial" w:eastAsia="Times New Roman" w:hAnsi="Arial" w:cs="Arial"/>
+          <w:kern w:val="0"/>
+          <w:sz w:val="21"/>
+          <w:szCs w:val="21"/>
+          <w14:ligatures w14:val="none"/>
+        </w:rPr>
+      </w:pPr>
+      <w:r>
+        <w:rPr>
+          <w:rFonts w:ascii="Arial" w:eastAsia="Times New Roman" w:hAnsi="Arial" w:cs="Arial"/>
+          <w:kern w:val="0"/>
+          <w:sz w:val="21"/>
+          <w:szCs w:val="21"/>
+          <w14:ligatures w14:val="none"/>
+        </w:rPr>
+        <w:t>To conclude this presentation, Slide 12 articulates the anticipated three-dimensional contribution of this dissertation. We depart from traditional, isolated intent studies to deliver strategic value across theoretical, contextual, and methodological domains.</w:t>
       </w:r>
     </w:p>
     <w:p>
@@ -2860,127 +2906,8 @@
         <w:pStyle w:val="ListParagraph"/>
         <w:numPr>
           <w:ilvl w:val="0"/>
-          <w:numId w:val="20"/>
+          <w:numId w:val="22"/>
         </w:numPr>
-        <w:rPr>
-          <w:rFonts w:ascii="Arial" w:hAnsi="Arial" w:cs="Arial"/>
-          <w:sz w:val="21"/>
-          <w:szCs w:val="21"/>
-        </w:rPr>
-      </w:pPr>
-      <w:r>
-        <w:rPr>
-          <w:rFonts w:ascii="Arial" w:hAnsi="Arial" w:cs="Arial"/>
-          <w:sz w:val="21"/>
-          <w:szCs w:val="21"/>
-        </w:rPr>
-        <w:t xml:space="preserve">Respect for human subjects is operationalized through three core safeguards: First, </w:t>
-      </w:r>
-      <w:r>
-        <w:rPr>
-          <w:rStyle w:val="Strong"/>
-          <w:rFonts w:ascii="Arial" w:hAnsi="Arial" w:cs="Arial"/>
-          <w:sz w:val="21"/>
-          <w:szCs w:val="21"/>
-        </w:rPr>
-        <w:t>Informed Consent</w:t>
-      </w:r>
-      <w:r>
-        <w:rPr>
-          <w:rFonts w:ascii="Arial" w:hAnsi="Arial" w:cs="Arial"/>
-          <w:sz w:val="21"/>
-          <w:szCs w:val="21"/>
-        </w:rPr>
-        <w:t xml:space="preserve">, where participants receive detailed information sheets before digital sign-off. Second, </w:t>
-      </w:r>
-      <w:r>
-        <w:rPr>
-          <w:rStyle w:val="Strong"/>
-          <w:rFonts w:ascii="Arial" w:hAnsi="Arial" w:cs="Arial"/>
-          <w:sz w:val="21"/>
-          <w:szCs w:val="21"/>
-        </w:rPr>
-        <w:t>Absolute Confidentiality</w:t>
-      </w:r>
-      <w:r>
-        <w:rPr>
-          <w:rFonts w:ascii="Arial" w:hAnsi="Arial" w:cs="Arial"/>
-          <w:sz w:val="21"/>
-          <w:szCs w:val="21"/>
-        </w:rPr>
-        <w:t xml:space="preserve">, ensured through alphanumeric pseudonymization of interview transcripts to redact all identifying institutional names. And third, </w:t>
-      </w:r>
-      <w:r>
-        <w:rPr>
-          <w:rStyle w:val="Strong"/>
-          <w:rFonts w:ascii="Arial" w:hAnsi="Arial" w:cs="Arial"/>
-          <w:sz w:val="21"/>
-          <w:szCs w:val="21"/>
-        </w:rPr>
-        <w:t>Regulatory Compliance</w:t>
-      </w:r>
-      <w:r>
-        <w:rPr>
-          <w:rFonts w:ascii="Arial" w:hAnsi="Arial" w:cs="Arial"/>
-          <w:sz w:val="21"/>
-          <w:szCs w:val="21"/>
-        </w:rPr>
-        <w:t>, strictly adhering to the UK Data Protection Act 2018 and GDPR standards. By segregating the macro-predictive models from the micro-foundational narratives until the final meta-synthesis, we maintain both analytical clarity and the highest level of academic rigor."</w:t>
-      </w:r>
-    </w:p>
-    <w:p>
-      <w:pPr>
-        <w:rPr>
-          <w:rStyle w:val="Strong"/>
-          <w:rFonts w:ascii="Arial" w:hAnsi="Arial" w:cs="Arial"/>
-          <w:sz w:val="21"/>
-          <w:szCs w:val="21"/>
-        </w:rPr>
-      </w:pPr>
-      <w:r>
-        <w:rPr>
-          <w:rStyle w:val="Strong"/>
-          <w:rFonts w:ascii="Arial" w:hAnsi="Arial" w:cs="Arial"/>
-          <w:sz w:val="21"/>
-          <w:szCs w:val="21"/>
-        </w:rPr>
-        <w:t>HTML Code for Slides 9, 10</w:t>
-      </w:r>
-    </w:p>
-    <w:p>
-      <w:pPr>
-        <w:rPr>
-          <w:rStyle w:val="Strong"/>
-          <w:rFonts w:ascii="Arial" w:hAnsi="Arial" w:cs="Arial"/>
-          <w:sz w:val="21"/>
-          <w:szCs w:val="21"/>
-        </w:rPr>
-      </w:pPr>
-    </w:p>
-    <w:p>
-      <w:pPr>
-        <w:rPr>
-          <w:rStyle w:val="Strong"/>
-          <w:rFonts w:ascii="Arial" w:hAnsi="Arial" w:cs="Arial"/>
-          <w:sz w:val="21"/>
-          <w:szCs w:val="21"/>
-        </w:rPr>
-      </w:pPr>
-    </w:p>
-    <w:p>
-      <w:pPr>
-        <w:spacing w:after="0" w:line="240" w:lineRule="auto"/>
-        <w:rPr>
-          <w:rFonts w:ascii="Arial" w:eastAsia="Times New Roman" w:hAnsi="Arial" w:cs="Arial"/>
-          <w:kern w:val="0"/>
-          <w:sz w:val="21"/>
-          <w:szCs w:val="21"/>
-          <w14:ligatures w14:val="none"/>
-        </w:rPr>
-      </w:pPr>
-    </w:p>
-    <w:p>
-      <w:pPr>
         <w:spacing w:after="0" w:line="240" w:lineRule="auto"/>
         <w:rPr>
           <w:rFonts w:ascii="Arial" w:eastAsia="Times New Roman" w:hAnsi="Arial" w:cs="Arial"/>
@@ -3000,55 +2927,70 @@
           <w:szCs w:val="21"/>
           <w14:ligatures w14:val="none"/>
         </w:rPr>
-        <w:t>Verbal Script for Slide 12: Anticipated Contributions</w:t>
-      </w:r>
-    </w:p>
-    <w:p>
-      <w:pPr>
-        <w:spacing w:after="0" w:line="240" w:lineRule="auto"/>
-        <w:rPr>
-          <w:rFonts w:ascii="Arial" w:eastAsia="Times New Roman" w:hAnsi="Arial" w:cs="Arial"/>
-          <w:kern w:val="0"/>
-          <w:sz w:val="21"/>
-          <w:szCs w:val="21"/>
-          <w14:ligatures w14:val="none"/>
-        </w:rPr>
-      </w:pPr>
-      <w:r>
-        <w:rPr>
-          <w:rFonts w:ascii="Arial" w:eastAsia="Times New Roman" w:hAnsi="Arial" w:cs="Arial"/>
-          <w:kern w:val="0"/>
-          <w:sz w:val="21"/>
-          <w:szCs w:val="21"/>
-          <w14:ligatures w14:val="none"/>
-        </w:rPr>
-        <w:t>[Click to Slide 12]</w:t>
-      </w:r>
-    </w:p>
-    <w:p>
-      <w:pPr>
-        <w:spacing w:after="0" w:line="240" w:lineRule="auto"/>
-        <w:rPr>
-          <w:rFonts w:ascii="Arial" w:eastAsia="Times New Roman" w:hAnsi="Arial" w:cs="Arial"/>
-          <w:kern w:val="0"/>
-          <w:sz w:val="21"/>
-          <w:szCs w:val="21"/>
-          <w14:ligatures w14:val="none"/>
-        </w:rPr>
-      </w:pPr>
-      <w:r>
-        <w:rPr>
-          <w:rFonts w:ascii="Arial" w:eastAsia="Times New Roman" w:hAnsi="Arial" w:cs="Arial"/>
-          <w:kern w:val="0"/>
-          <w:sz w:val="21"/>
-          <w:szCs w:val="21"/>
-          <w14:ligatures w14:val="none"/>
-        </w:rPr>
-        <w:t>"To conclude this presentation, Slide 12 articulates the anticipated three-dimensional contribution of this dissertation. We depart from traditional, isolated intent studies to deliver strategic value across theoretical, contextual, and methodological domains.</w:t>
-      </w:r>
-    </w:p>
-    <w:p>
-      <w:pPr>
+        <w:t>Theoretically</w:t>
+      </w:r>
+      <w:r>
+        <w:rPr>
+          <w:rFonts w:ascii="Arial" w:eastAsia="Times New Roman" w:hAnsi="Arial" w:cs="Arial"/>
+          <w:kern w:val="0"/>
+          <w:sz w:val="21"/>
+          <w:szCs w:val="21"/>
+          <w14:ligatures w14:val="none"/>
+        </w:rPr>
+        <w:t>, we resolve the 'Intent–Action Gap' by shifting the scholarly conversation from 'cold' cognitive models to an integrated, affective-</w:t>
+      </w:r>
+      <w:proofErr w:type="spellStart"/>
+      <w:r>
+        <w:rPr>
+          <w:rFonts w:ascii="Arial" w:eastAsia="Times New Roman" w:hAnsi="Arial" w:cs="Arial"/>
+          <w:kern w:val="0"/>
+          <w:sz w:val="21"/>
+          <w:szCs w:val="21"/>
+          <w14:ligatures w14:val="none"/>
+        </w:rPr>
+        <w:t>behavioral</w:t>
+      </w:r>
+      <w:proofErr w:type="spellEnd"/>
+      <w:r>
+        <w:rPr>
+          <w:rFonts w:ascii="Arial" w:eastAsia="Times New Roman" w:hAnsi="Arial" w:cs="Arial"/>
+          <w:kern w:val="0"/>
+          <w:sz w:val="21"/>
+          <w:szCs w:val="21"/>
+          <w14:ligatures w14:val="none"/>
+        </w:rPr>
+        <w:t xml:space="preserve"> framework. By infusing insights from </w:t>
+      </w:r>
+      <w:proofErr w:type="spellStart"/>
+      <w:r>
+        <w:rPr>
+          <w:rFonts w:ascii="Arial" w:eastAsia="Times New Roman" w:hAnsi="Arial" w:cs="Arial"/>
+          <w:kern w:val="0"/>
+          <w:sz w:val="21"/>
+          <w:szCs w:val="21"/>
+          <w14:ligatures w14:val="none"/>
+        </w:rPr>
+        <w:t>behavioral</w:t>
+      </w:r>
+      <w:proofErr w:type="spellEnd"/>
+      <w:r>
+        <w:rPr>
+          <w:rFonts w:ascii="Arial" w:eastAsia="Times New Roman" w:hAnsi="Arial" w:cs="Arial"/>
+          <w:kern w:val="0"/>
+          <w:sz w:val="21"/>
+          <w:szCs w:val="21"/>
+          <w14:ligatures w14:val="none"/>
+        </w:rPr>
+        <w:t xml:space="preserve"> economics, we model the venture entry choice not as a simple calculation, but as an intense psychological conflict against the localized reservation wage. We show how Entrepreneurial Passion multi-dimensionally triggers the cognitive distortions needed to override the economic pull of Hong Kong’s secure, high-salaried corporate landscape.</w:t>
+      </w:r>
+    </w:p>
+    <w:p>
+      <w:pPr>
+        <w:pStyle w:val="ListParagraph"/>
+        <w:numPr>
+          <w:ilvl w:val="0"/>
+          <w:numId w:val="22"/>
+        </w:numPr>
         <w:spacing w:after="0" w:line="240" w:lineRule="auto"/>
         <w:rPr>
           <w:rFonts w:ascii="Arial" w:eastAsia="Times New Roman" w:hAnsi="Arial" w:cs="Arial"/>
@@ -3068,22 +3010,70 @@
           <w:szCs w:val="21"/>
           <w14:ligatures w14:val="none"/>
         </w:rPr>
-        <w:lastRenderedPageBreak/>
-        <w:t>Theoretically</w:t>
-      </w:r>
-      <w:r>
-        <w:rPr>
-          <w:rFonts w:ascii="Arial" w:eastAsia="Times New Roman" w:hAnsi="Arial" w:cs="Arial"/>
-          <w:kern w:val="0"/>
-          <w:sz w:val="21"/>
-          <w:szCs w:val="21"/>
-          <w14:ligatures w14:val="none"/>
-        </w:rPr>
-        <w:t>, we resolve the 'Intent–Action Gap' by shifting the scholarly conversation from 'cold' cognitive models to an integrated, affective-behavioral framework. By infusing insights from behavioral economics, we model the venture entry choice not as a simple calculation, but as an intense psychological conflict against the localized reservation wage. We show how Entrepreneurial Passion multi-dimensionally triggers the cognitive distortions needed to override the economic pull of Hong Kong’s secure, high-salaried corporate landscape.</w:t>
-      </w:r>
-    </w:p>
-    <w:p>
-      <w:pPr>
+        <w:t>Contextually</w:t>
+      </w:r>
+      <w:r>
+        <w:rPr>
+          <w:rFonts w:ascii="Arial" w:eastAsia="Times New Roman" w:hAnsi="Arial" w:cs="Arial"/>
+          <w:kern w:val="0"/>
+          <w:sz w:val="21"/>
+          <w:szCs w:val="21"/>
+          <w14:ligatures w14:val="none"/>
+        </w:rPr>
+        <w:t xml:space="preserve">, this study addresses a profound empirical vacuum regarding macro-institutional frameworks in Asian academia. By benchmarking Hong Kong’s conservative </w:t>
+      </w:r>
+      <w:proofErr w:type="spellStart"/>
+      <w:r>
+        <w:rPr>
+          <w:rFonts w:ascii="Arial" w:eastAsia="Times New Roman" w:hAnsi="Arial" w:cs="Arial"/>
+          <w:kern w:val="0"/>
+          <w:sz w:val="21"/>
+          <w:szCs w:val="21"/>
+          <w14:ligatures w14:val="none"/>
+        </w:rPr>
+        <w:t>Kirznerian</w:t>
+      </w:r>
+      <w:proofErr w:type="spellEnd"/>
+      <w:r>
+        <w:rPr>
+          <w:rFonts w:ascii="Arial" w:eastAsia="Times New Roman" w:hAnsi="Arial" w:cs="Arial"/>
+          <w:kern w:val="0"/>
+          <w:sz w:val="21"/>
+          <w:szCs w:val="21"/>
+          <w14:ligatures w14:val="none"/>
+        </w:rPr>
+        <w:t xml:space="preserve"> legacy against the mature Stanford incubation archetype, we uncover how specific regional inhibitors—such as real estate friction and family face-saving dynamics—interact with Greater Bay Area infrastructure to either support or suppress Schumpeterian creation </w:t>
+      </w:r>
+      <w:proofErr w:type="spellStart"/>
+      <w:r>
+        <w:rPr>
+          <w:rFonts w:ascii="Arial" w:eastAsia="Times New Roman" w:hAnsi="Arial" w:cs="Arial"/>
+          <w:kern w:val="0"/>
+          <w:sz w:val="21"/>
+          <w:szCs w:val="21"/>
+          <w14:ligatures w14:val="none"/>
+        </w:rPr>
+        <w:t>behaviors</w:t>
+      </w:r>
+      <w:proofErr w:type="spellEnd"/>
+      <w:r>
+        <w:rPr>
+          <w:rFonts w:ascii="Arial" w:eastAsia="Times New Roman" w:hAnsi="Arial" w:cs="Arial"/>
+          <w:kern w:val="0"/>
+          <w:sz w:val="21"/>
+          <w:szCs w:val="21"/>
+          <w14:ligatures w14:val="none"/>
+        </w:rPr>
+        <w:t>.</w:t>
+      </w:r>
+    </w:p>
+    <w:p>
+      <w:pPr>
+        <w:pStyle w:val="ListParagraph"/>
+        <w:numPr>
+          <w:ilvl w:val="0"/>
+          <w:numId w:val="22"/>
+        </w:numPr>
         <w:spacing w:after="0" w:line="240" w:lineRule="auto"/>
         <w:rPr>
           <w:rFonts w:ascii="Arial" w:eastAsia="Times New Roman" w:hAnsi="Arial" w:cs="Arial"/>
@@ -3103,30 +3093,18 @@
           <w:szCs w:val="21"/>
           <w14:ligatures w14:val="none"/>
         </w:rPr>
-        <w:t>Contextually</w:t>
-      </w:r>
-      <w:r>
-        <w:rPr>
-          <w:rFonts w:ascii="Arial" w:eastAsia="Times New Roman" w:hAnsi="Arial" w:cs="Arial"/>
-          <w:kern w:val="0"/>
-          <w:sz w:val="21"/>
-          <w:szCs w:val="21"/>
-          <w14:ligatures w14:val="none"/>
-        </w:rPr>
-        <w:t>, this study addresses a profound empirical vacuum regarding macro-institutional frameworks in Asian academia. By benchmarking Hong Kong’s conservative Kirznerian legacy against the mature Stanford incubation archetype, we uncover how specific regional inhibitors—such as real estate friction and family face-saving dynamics—interact with Greater Bay Area infrastructure to either support or suppress Schumpeterian creation behaviors.</w:t>
-      </w:r>
-    </w:p>
-    <w:p>
-      <w:pPr>
-        <w:spacing w:after="0" w:line="240" w:lineRule="auto"/>
-        <w:rPr>
-          <w:rFonts w:ascii="Arial" w:eastAsia="Times New Roman" w:hAnsi="Arial" w:cs="Arial"/>
-          <w:kern w:val="0"/>
-          <w:sz w:val="21"/>
-          <w:szCs w:val="21"/>
-          <w14:ligatures w14:val="none"/>
-        </w:rPr>
-      </w:pPr>
+        <w:t>Finally, Methodologically</w:t>
+      </w:r>
+      <w:r>
+        <w:rPr>
+          <w:rFonts w:ascii="Arial" w:eastAsia="Times New Roman" w:hAnsi="Arial" w:cs="Arial"/>
+          <w:kern w:val="0"/>
+          <w:sz w:val="21"/>
+          <w:szCs w:val="21"/>
+          <w14:ligatures w14:val="none"/>
+        </w:rPr>
+        <w:t xml:space="preserve">, we address the pervasive 'granularity gap' in localized literature. Beyond our sequential mixed-methods design, this dissertation delivers a tangible, practical asset to the community: an </w:t>
+      </w:r>
       <w:r>
         <w:rPr>
           <w:rFonts w:ascii="Arial" w:eastAsia="Times New Roman" w:hAnsi="Arial" w:cs="Arial"/>
@@ -3137,28 +3115,6 @@
           <w:szCs w:val="21"/>
           <w14:ligatures w14:val="none"/>
         </w:rPr>
-        <w:t>Finally, Methodologically</w:t>
-      </w:r>
-      <w:r>
-        <w:rPr>
-          <w:rFonts w:ascii="Arial" w:eastAsia="Times New Roman" w:hAnsi="Arial" w:cs="Arial"/>
-          <w:kern w:val="0"/>
-          <w:sz w:val="21"/>
-          <w:szCs w:val="21"/>
-          <w14:ligatures w14:val="none"/>
-        </w:rPr>
-        <w:t xml:space="preserve">, we address the pervasive 'granularity gap' in localized literature. Beyond our sequential mixed-methods design, this dissertation delivers a tangible, practical asset to the community: an </w:t>
-      </w:r>
-      <w:r>
-        <w:rPr>
-          <w:rFonts w:ascii="Arial" w:eastAsia="Times New Roman" w:hAnsi="Arial" w:cs="Arial"/>
-          <w:b/>
-          <w:bCs/>
-          <w:kern w:val="0"/>
-          <w:sz w:val="21"/>
-          <w:szCs w:val="21"/>
-          <w14:ligatures w14:val="none"/>
-        </w:rPr>
         <w:t>Open-Science Interactive SLR Architecture</w:t>
       </w:r>
       <w:r>
@@ -3174,168 +3130,29 @@
     </w:p>
     <w:p>
       <w:pPr>
-        <w:spacing w:after="0" w:line="240" w:lineRule="auto"/>
-        <w:rPr>
-          <w:rFonts w:ascii="Arial" w:eastAsia="Times New Roman" w:hAnsi="Arial" w:cs="Arial"/>
-          <w:kern w:val="0"/>
-          <w:sz w:val="21"/>
-          <w:szCs w:val="21"/>
-          <w14:ligatures w14:val="none"/>
-        </w:rPr>
-      </w:pPr>
-      <w:r>
-        <w:rPr>
-          <w:rFonts w:ascii="Arial" w:eastAsia="Times New Roman" w:hAnsi="Arial" w:cs="Arial"/>
-          <w:kern w:val="0"/>
-          <w:sz w:val="21"/>
-          <w:szCs w:val="21"/>
-          <w14:ligatures w14:val="none"/>
-        </w:rPr>
-        <w:t>By bridging the gap between macro-level ecosystem capitalization and micro-level cognitive actions, these combined outputs establish a robust foundation for my ongoing research. Thank you for your time, and I now welcome your questions and feedback."</w:t>
-      </w:r>
-    </w:p>
-    <w:p>
-      <w:pPr>
-        <w:spacing w:after="0" w:line="240" w:lineRule="auto"/>
-        <w:rPr>
-          <w:rFonts w:ascii="Arial" w:eastAsia="Times New Roman" w:hAnsi="Arial" w:cs="Arial"/>
-          <w:kern w:val="0"/>
-          <w:sz w:val="21"/>
-          <w:szCs w:val="21"/>
-          <w14:ligatures w14:val="none"/>
-        </w:rPr>
-      </w:pPr>
-      <w:r>
-        <w:rPr>
-          <w:rFonts w:ascii="Arial" w:eastAsia="Times New Roman" w:hAnsi="Arial" w:cs="Arial"/>
-          <w:b/>
-          <w:bCs/>
-          <w:kern w:val="0"/>
-          <w:sz w:val="21"/>
-          <w:szCs w:val="21"/>
-          <w14:ligatures w14:val="none"/>
-        </w:rPr>
-        <w:t>Viva Strategy Tips for the Final Slide:</w:t>
-      </w:r>
-    </w:p>
-    <w:p>
-      <w:pPr>
+        <w:pStyle w:val="ListParagraph"/>
         <w:numPr>
           <w:ilvl w:val="0"/>
-          <w:numId w:val="21"/>
+          <w:numId w:val="22"/>
         </w:numPr>
-        <w:spacing w:before="100" w:beforeAutospacing="1" w:after="100" w:afterAutospacing="1" w:line="240" w:lineRule="auto"/>
-        <w:rPr>
-          <w:rFonts w:ascii="Arial" w:eastAsia="Times New Roman" w:hAnsi="Arial" w:cs="Arial"/>
-          <w:kern w:val="0"/>
-          <w:sz w:val="21"/>
-          <w:szCs w:val="21"/>
-          <w14:ligatures w14:val="none"/>
-        </w:rPr>
-      </w:pPr>
-      <w:r>
-        <w:rPr>
-          <w:rFonts w:ascii="Arial" w:eastAsia="Times New Roman" w:hAnsi="Arial" w:cs="Arial"/>
-          <w:b/>
-          <w:bCs/>
-          <w:kern w:val="0"/>
-          <w:sz w:val="21"/>
-          <w:szCs w:val="21"/>
-          <w14:ligatures w14:val="none"/>
-        </w:rPr>
-        <w:t>End on "Open-Science":</w:t>
-      </w:r>
-      <w:r>
-        <w:rPr>
-          <w:rFonts w:ascii="Arial" w:eastAsia="Times New Roman" w:hAnsi="Arial" w:cs="Arial"/>
-          <w:kern w:val="0"/>
-          <w:sz w:val="21"/>
-          <w:szCs w:val="21"/>
-          <w14:ligatures w14:val="none"/>
-        </w:rPr>
-        <w:t xml:space="preserve"> Mentioning that you are giving back to the community via an interactive tool (</w:t>
-      </w:r>
-      <w:r>
-        <w:rPr>
-          <w:rFonts w:ascii="Arial" w:eastAsia="Times New Roman" w:hAnsi="Arial" w:cs="Arial"/>
-          <w:i/>
-          <w:iCs/>
-          <w:kern w:val="0"/>
-          <w:sz w:val="21"/>
-          <w:szCs w:val="21"/>
-          <w14:ligatures w14:val="none"/>
-        </w:rPr>
-        <w:t>DataTables</w:t>
-      </w:r>
-      <w:r>
-        <w:rPr>
-          <w:rFonts w:ascii="Arial" w:eastAsia="Times New Roman" w:hAnsi="Arial" w:cs="Arial"/>
-          <w:kern w:val="0"/>
-          <w:sz w:val="21"/>
-          <w:szCs w:val="21"/>
-          <w14:ligatures w14:val="none"/>
-        </w:rPr>
-        <w:t>) is a very strong way to end. It shows you aren't just doing this for a degree, but to advance the field's infrastructure.</w:t>
-      </w:r>
-    </w:p>
-    <w:p>
-      <w:pPr>
-        <w:numPr>
-          <w:ilvl w:val="0"/>
-          <w:numId w:val="21"/>
-        </w:numPr>
-        <w:spacing w:before="100" w:beforeAutospacing="1" w:after="100" w:afterAutospacing="1" w:line="240" w:lineRule="auto"/>
-        <w:rPr>
-          <w:rFonts w:ascii="Arial" w:eastAsia="Times New Roman" w:hAnsi="Arial" w:cs="Arial"/>
-          <w:kern w:val="0"/>
-          <w:sz w:val="21"/>
-          <w:szCs w:val="21"/>
-          <w14:ligatures w14:val="none"/>
-        </w:rPr>
-      </w:pPr>
-      <w:r>
-        <w:rPr>
-          <w:rFonts w:ascii="Arial" w:eastAsia="Times New Roman" w:hAnsi="Arial" w:cs="Arial"/>
-          <w:b/>
-          <w:bCs/>
-          <w:kern w:val="0"/>
-          <w:sz w:val="21"/>
-          <w:szCs w:val="21"/>
-          <w14:ligatures w14:val="none"/>
-        </w:rPr>
-        <w:t>The "So What" Summary:</w:t>
-      </w:r>
-      <w:r>
-        <w:rPr>
-          <w:rFonts w:ascii="Arial" w:eastAsia="Times New Roman" w:hAnsi="Arial" w:cs="Arial"/>
-          <w:kern w:val="0"/>
-          <w:sz w:val="21"/>
-          <w:szCs w:val="21"/>
-          <w14:ligatures w14:val="none"/>
-        </w:rPr>
-        <w:t xml:space="preserve"> The middle column (Contextual) is your most direct answer to a Hong Kong-based examiner. It shows you understand the </w:t>
-      </w:r>
-      <w:r>
-        <w:rPr>
-          <w:rFonts w:ascii="Arial" w:eastAsia="Times New Roman" w:hAnsi="Arial" w:cs="Arial"/>
-          <w:i/>
-          <w:iCs/>
-          <w:kern w:val="0"/>
-          <w:sz w:val="21"/>
-          <w:szCs w:val="21"/>
-          <w14:ligatures w14:val="none"/>
-        </w:rPr>
-        <w:t>local</w:t>
-      </w:r>
-      <w:r>
-        <w:rPr>
-          <w:rFonts w:ascii="Arial" w:eastAsia="Times New Roman" w:hAnsi="Arial" w:cs="Arial"/>
-          <w:kern w:val="0"/>
-          <w:sz w:val="21"/>
-          <w:szCs w:val="21"/>
-          <w14:ligatures w14:val="none"/>
-        </w:rPr>
-        <w:t xml:space="preserve"> pain points (rent, family pressure) that global theories often ignore.</w:t>
+        <w:spacing w:after="0" w:line="240" w:lineRule="auto"/>
+        <w:rPr>
+          <w:rFonts w:ascii="Arial" w:eastAsia="Times New Roman" w:hAnsi="Arial" w:cs="Arial"/>
+          <w:kern w:val="0"/>
+          <w:sz w:val="21"/>
+          <w:szCs w:val="21"/>
+          <w14:ligatures w14:val="none"/>
+        </w:rPr>
+      </w:pPr>
+      <w:r>
+        <w:rPr>
+          <w:rFonts w:ascii="Arial" w:eastAsia="Times New Roman" w:hAnsi="Arial" w:cs="Arial"/>
+          <w:kern w:val="0"/>
+          <w:sz w:val="21"/>
+          <w:szCs w:val="21"/>
+          <w14:ligatures w14:val="none"/>
+        </w:rPr>
+        <w:t>By bridging the gap between macro-level ecosystem capitalization and micro-level cognitive actions, these combined outputs establish a robust foundation for my ongoing research. Thank you for your time, and I now welcome your questions and feedback."</w:t>
       </w:r>
     </w:p>
     <w:p/>
@@ -5155,6 +4972,119 @@
     </w:lvl>
   </w:abstractNum>
   <w:abstractNum w:abstractNumId="15" w15:restartNumberingAfterBreak="0">
+    <w:nsid w:val="5F3968E0"/>
+    <w:multiLevelType w:val="hybridMultilevel"/>
+    <w:tmpl w:val="63343AFE"/>
+    <w:lvl w:ilvl="0" w:tplc="08090001">
+      <w:start w:val="1"/>
+      <w:numFmt w:val="bullet"/>
+      <w:lvlText w:val=""/>
+      <w:lvlJc w:val="left"/>
+      <w:pPr>
+        <w:ind w:left="720" w:hanging="360"/>
+      </w:pPr>
+      <w:rPr>
+        <w:rFonts w:ascii="Symbol" w:hAnsi="Symbol" w:hint="default"/>
+      </w:rPr>
+    </w:lvl>
+    <w:lvl w:ilvl="1" w:tplc="08090003" w:tentative="1">
+      <w:start w:val="1"/>
+      <w:numFmt w:val="bullet"/>
+      <w:lvlText w:val="o"/>
+      <w:lvlJc w:val="left"/>
+      <w:pPr>
+        <w:ind w:left="1440" w:hanging="360"/>
+      </w:pPr>
+      <w:rPr>
+        <w:rFonts w:ascii="Courier New" w:hAnsi="Courier New" w:cs="Courier New" w:hint="default"/>
+      </w:rPr>
+    </w:lvl>
+    <w:lvl w:ilvl="2" w:tplc="08090005" w:tentative="1">
+      <w:start w:val="1"/>
+      <w:numFmt w:val="bullet"/>
+      <w:lvlText w:val=""/>
+      <w:lvlJc w:val="left"/>
+      <w:pPr>
+        <w:ind w:left="2160" w:hanging="360"/>
+      </w:pPr>
+      <w:rPr>
+        <w:rFonts w:ascii="Wingdings" w:hAnsi="Wingdings" w:hint="default"/>
+      </w:rPr>
+    </w:lvl>
+    <w:lvl w:ilvl="3" w:tplc="08090001" w:tentative="1">
+      <w:start w:val="1"/>
+      <w:numFmt w:val="bullet"/>
+      <w:lvlText w:val=""/>
+      <w:lvlJc w:val="left"/>
+      <w:pPr>
+        <w:ind w:left="2880" w:hanging="360"/>
+      </w:pPr>
+      <w:rPr>
+        <w:rFonts w:ascii="Symbol" w:hAnsi="Symbol" w:hint="default"/>
+      </w:rPr>
+    </w:lvl>
+    <w:lvl w:ilvl="4" w:tplc="08090003" w:tentative="1">
+      <w:start w:val="1"/>
+      <w:numFmt w:val="bullet"/>
+      <w:lvlText w:val="o"/>
+      <w:lvlJc w:val="left"/>
+      <w:pPr>
+        <w:ind w:left="3600" w:hanging="360"/>
+      </w:pPr>
+      <w:rPr>
+        <w:rFonts w:ascii="Courier New" w:hAnsi="Courier New" w:cs="Courier New" w:hint="default"/>
+      </w:rPr>
+    </w:lvl>
+    <w:lvl w:ilvl="5" w:tplc="08090005" w:tentative="1">
+      <w:start w:val="1"/>
+      <w:numFmt w:val="bullet"/>
+      <w:lvlText w:val=""/>
+      <w:lvlJc w:val="left"/>
+      <w:pPr>
+        <w:ind w:left="4320" w:hanging="360"/>
+      </w:pPr>
+      <w:rPr>
+        <w:rFonts w:ascii="Wingdings" w:hAnsi="Wingdings" w:hint="default"/>
+      </w:rPr>
+    </w:lvl>
+    <w:lvl w:ilvl="6" w:tplc="08090001" w:tentative="1">
+      <w:start w:val="1"/>
+      <w:numFmt w:val="bullet"/>
+      <w:lvlText w:val=""/>
+      <w:lvlJc w:val="left"/>
+      <w:pPr>
+        <w:ind w:left="5040" w:hanging="360"/>
+      </w:pPr>
+      <w:rPr>
+        <w:rFonts w:ascii="Symbol" w:hAnsi="Symbol" w:hint="default"/>
+      </w:rPr>
+    </w:lvl>
+    <w:lvl w:ilvl="7" w:tplc="08090003" w:tentative="1">
+      <w:start w:val="1"/>
+      <w:numFmt w:val="bullet"/>
+      <w:lvlText w:val="o"/>
+      <w:lvlJc w:val="left"/>
+      <w:pPr>
+        <w:ind w:left="5760" w:hanging="360"/>
+      </w:pPr>
+      <w:rPr>
+        <w:rFonts w:ascii="Courier New" w:hAnsi="Courier New" w:cs="Courier New" w:hint="default"/>
+      </w:rPr>
+    </w:lvl>
+    <w:lvl w:ilvl="8" w:tplc="08090005" w:tentative="1">
+      <w:start w:val="1"/>
+      <w:numFmt w:val="bullet"/>
+      <w:lvlText w:val=""/>
+      <w:lvlJc w:val="left"/>
+      <w:pPr>
+        <w:ind w:left="6480" w:hanging="360"/>
+      </w:pPr>
+      <w:rPr>
+        <w:rFonts w:ascii="Wingdings" w:hAnsi="Wingdings" w:hint="default"/>
+      </w:rPr>
+    </w:lvl>
+  </w:abstractNum>
+  <w:abstractNum w:abstractNumId="16" w15:restartNumberingAfterBreak="0">
     <w:nsid w:val="636910D8"/>
     <w:multiLevelType w:val="hybridMultilevel"/>
     <w:tmpl w:val="BCEC5208"/>
@@ -5267,7 +5197,7 @@
       </w:rPr>
     </w:lvl>
   </w:abstractNum>
-  <w:abstractNum w:abstractNumId="16" w15:restartNumberingAfterBreak="0">
+  <w:abstractNum w:abstractNumId="17" w15:restartNumberingAfterBreak="0">
     <w:nsid w:val="63CC54FF"/>
     <w:multiLevelType w:val="multilevel"/>
     <w:tmpl w:val="F4EA4FFE"/>
@@ -5416,7 +5346,7 @@
       </w:rPr>
     </w:lvl>
   </w:abstractNum>
-  <w:abstractNum w:abstractNumId="17" w15:restartNumberingAfterBreak="0">
+  <w:abstractNum w:abstractNumId="18" w15:restartNumberingAfterBreak="0">
     <w:nsid w:val="6AC00676"/>
     <w:multiLevelType w:val="hybridMultilevel"/>
     <w:tmpl w:val="3A424532"/>
@@ -5529,7 +5459,7 @@
       </w:rPr>
     </w:lvl>
   </w:abstractNum>
-  <w:abstractNum w:abstractNumId="18" w15:restartNumberingAfterBreak="0">
+  <w:abstractNum w:abstractNumId="19" w15:restartNumberingAfterBreak="0">
     <w:nsid w:val="71330C49"/>
     <w:multiLevelType w:val="hybridMultilevel"/>
     <w:tmpl w:val="E53833B0"/>
@@ -5642,7 +5572,7 @@
       </w:rPr>
     </w:lvl>
   </w:abstractNum>
-  <w:abstractNum w:abstractNumId="19" w15:restartNumberingAfterBreak="0">
+  <w:abstractNum w:abstractNumId="20" w15:restartNumberingAfterBreak="0">
     <w:nsid w:val="74372D10"/>
     <w:multiLevelType w:val="multilevel"/>
     <w:tmpl w:val="F7D2EF16"/>
@@ -5791,7 +5721,7 @@
       </w:rPr>
     </w:lvl>
   </w:abstractNum>
-  <w:abstractNum w:abstractNumId="20" w15:restartNumberingAfterBreak="0">
+  <w:abstractNum w:abstractNumId="21" w15:restartNumberingAfterBreak="0">
     <w:nsid w:val="76C537EF"/>
     <w:multiLevelType w:val="hybridMultilevel"/>
     <w:tmpl w:val="21482026"/>
@@ -5905,7 +5835,7 @@
     </w:lvl>
   </w:abstractNum>
   <w:num w:numId="1" w16cid:durableId="1891528474">
-    <w:abstractNumId w:val="19"/>
+    <w:abstractNumId w:val="20"/>
   </w:num>
   <w:num w:numId="2" w16cid:durableId="280308776">
     <w:abstractNumId w:val="0"/>
@@ -5914,7 +5844,7 @@
     <w:abstractNumId w:val="6"/>
   </w:num>
   <w:num w:numId="4" w16cid:durableId="539363647">
-    <w:abstractNumId w:val="16"/>
+    <w:abstractNumId w:val="17"/>
   </w:num>
   <w:num w:numId="5" w16cid:durableId="58410704">
     <w:abstractNumId w:val="9"/>
@@ -5926,10 +5856,10 @@
     <w:abstractNumId w:val="12"/>
   </w:num>
   <w:num w:numId="8" w16cid:durableId="1433670486">
-    <w:abstractNumId w:val="18"/>
+    <w:abstractNumId w:val="19"/>
   </w:num>
   <w:num w:numId="9" w16cid:durableId="1351642535">
-    <w:abstractNumId w:val="15"/>
+    <w:abstractNumId w:val="16"/>
   </w:num>
   <w:num w:numId="10" w16cid:durableId="771556189">
     <w:abstractNumId w:val="10"/>
@@ -5947,7 +5877,7 @@
     <w:abstractNumId w:val="2"/>
   </w:num>
   <w:num w:numId="15" w16cid:durableId="670840951">
-    <w:abstractNumId w:val="20"/>
+    <w:abstractNumId w:val="21"/>
   </w:num>
   <w:num w:numId="16" w16cid:durableId="1542477003">
     <w:abstractNumId w:val="8"/>
@@ -5959,13 +5889,16 @@
     <w:abstractNumId w:val="1"/>
   </w:num>
   <w:num w:numId="19" w16cid:durableId="143935815">
-    <w:abstractNumId w:val="17"/>
+    <w:abstractNumId w:val="18"/>
   </w:num>
   <w:num w:numId="20" w16cid:durableId="1569921296">
     <w:abstractNumId w:val="5"/>
   </w:num>
   <w:num w:numId="21" w16cid:durableId="2027978401">
     <w:abstractNumId w:val="14"/>
+  </w:num>
+  <w:num w:numId="22" w16cid:durableId="1503811171">
+    <w:abstractNumId w:val="15"/>
   </w:num>
 </w:numbering>
 </file>
